--- a/docs/generator/out/HWMS Information Security Review.docx
+++ b/docs/generator/out/HWMS Information Security Review.docx
@@ -231,7 +231,7 @@
                 <w:sz w:val="20"/>
                 <w:szCs w:val="20"/>
               </w:rPr>
-              <w:t xml:space="preserve">Information Security Review</w:t>
+              <w:t xml:space="preserve">Information security review</w:t>
             </w:r>
           </w:p>
         </w:tc>
@@ -543,7 +543,7 @@
                 <w:sz w:val="20"/>
                 <w:szCs w:val="20"/>
               </w:rPr>
-              <w:t xml:space="preserve">11/08/2026</w:t>
+              <w:t xml:space="preserve">21/08/2026</w:t>
             </w:r>
           </w:p>
         </w:tc>
@@ -621,7 +621,7 @@
                 <w:sz w:val="20"/>
                 <w:szCs w:val="20"/>
               </w:rPr>
-              <w:t xml:space="preserve">002</w:t>
+              <w:t xml:space="preserve">003</w:t>
             </w:r>
           </w:p>
         </w:tc>
@@ -844,7 +844,7 @@
             <w:sz w:val="24"/>
             <w:szCs w:val="24"/>
           </w:rPr>
-          <w:t xml:space="preserve">1.2 Why This System Warrants a Review</w:t>
+          <w:t xml:space="preserve">1.2 Why this system warrants a review</w:t>
         </w:r>
         <w:r>
           <w:rPr>
@@ -938,7 +938,7 @@
             <w:sz w:val="24"/>
             <w:szCs w:val="24"/>
           </w:rPr>
-          <w:t xml:space="preserve">1.4 Severity Scale</w:t>
+          <w:t xml:space="preserve">1.4 Severity scale</w:t>
         </w:r>
         <w:r>
           <w:rPr>
@@ -985,7 +985,7 @@
             <w:sz w:val="24"/>
             <w:szCs w:val="24"/>
           </w:rPr>
-          <w:t xml:space="preserve">2 Security Architecture</w:t>
+          <w:t xml:space="preserve">2 Security architecture</w:t>
         </w:r>
         <w:r>
           <w:rPr>
@@ -1032,7 +1032,7 @@
             <w:sz w:val="24"/>
             <w:szCs w:val="24"/>
           </w:rPr>
-          <w:t xml:space="preserve">2.1 Identity and Session</w:t>
+          <w:t xml:space="preserve">2.1 Identity and session</w:t>
         </w:r>
         <w:r>
           <w:rPr>
@@ -1126,7 +1126,7 @@
             <w:sz w:val="24"/>
             <w:szCs w:val="24"/>
           </w:rPr>
-          <w:t xml:space="preserve">2.3 Clinical Confidentiality</w:t>
+          <w:t xml:space="preserve">2.3 Clinical confidentiality</w:t>
         </w:r>
         <w:r>
           <w:rPr>
@@ -1173,7 +1173,7 @@
             <w:sz w:val="24"/>
             <w:szCs w:val="24"/>
           </w:rPr>
-          <w:t xml:space="preserve">2.4 Access Logging</w:t>
+          <w:t xml:space="preserve">2.4 Access logging</w:t>
         </w:r>
         <w:r>
           <w:rPr>
@@ -1205,7 +1205,7 @@
           <w:tab w:val="right" w:pos="9746" w:leader="dot"/>
         </w:tabs>
         <w:spacing w:after="60" w:line="260" w:lineRule="auto"/>
-        <w:ind w:left="0" w:right="0" w:firstLine="0"/>
+        <w:ind w:left="280" w:right="0" w:firstLine="0"/>
         <w:jc w:val="left"/>
       </w:pPr>
       <w:hyperlink w:history="1" w:anchor="h_11">
@@ -1220,7 +1220,7 @@
             <w:sz w:val="24"/>
             <w:szCs w:val="24"/>
           </w:rPr>
-          <w:t xml:space="preserve">3 Findings</w:t>
+          <w:t xml:space="preserve">2.5 Telemetry minimisation</w:t>
         </w:r>
         <w:r>
           <w:rPr>
@@ -1267,54 +1267,7 @@
             <w:sz w:val="24"/>
             <w:szCs w:val="24"/>
           </w:rPr>
-          <w:t xml:space="preserve">3.1 High Findings</w:t>
-        </w:r>
-        <w:r>
-          <w:rPr>
-            <w:rFonts w:ascii="Times New Roman" w:cs="Times New Roman" w:eastAsia="Times New Roman" w:hAnsi="Times New Roman"/>
-            <w:color w:val="000000"/>
-            <w:sz w:val="24"/>
-            <w:szCs w:val="24"/>
-          </w:rPr>
-          <w:tab/>
-        </w:r>
-        <w:r>
-          <w:rPr>
-            <w:rFonts w:ascii="Times New Roman" w:cs="Times New Roman" w:eastAsia="Times New Roman" w:hAnsi="Times New Roman"/>
-            <w:b w:val="false"/>
-            <w:bCs w:val="false"/>
-            <w:i w:val="false"/>
-            <w:iCs w:val="false"/>
-            <w:color w:val="000000"/>
-            <w:sz w:val="24"/>
-            <w:szCs w:val="24"/>
-          </w:rPr>
-          <w:t xml:space="preserve">6</w:t>
-        </w:r>
-      </w:hyperlink>
-    </w:p>
-    <w:p>
-      <w:pPr>
-        <w:tabs>
-          <w:tab w:val="right" w:pos="9746" w:leader="dot"/>
-        </w:tabs>
-        <w:spacing w:after="60" w:line="260" w:lineRule="auto"/>
-        <w:ind w:left="280" w:right="0" w:firstLine="0"/>
-        <w:jc w:val="left"/>
-      </w:pPr>
-      <w:hyperlink w:history="1" w:anchor="h_13">
-        <w:r>
-          <w:rPr>
-            <w:rFonts w:ascii="Times New Roman" w:cs="Times New Roman" w:eastAsia="Times New Roman" w:hAnsi="Times New Roman"/>
-            <w:b w:val="false"/>
-            <w:bCs w:val="false"/>
-            <w:i w:val="false"/>
-            <w:iCs w:val="false"/>
-            <w:color w:val="000000"/>
-            <w:sz w:val="24"/>
-            <w:szCs w:val="24"/>
-          </w:rPr>
-          <w:t xml:space="preserve">3.2 Medium Findings</w:t>
+          <w:t xml:space="preserve">2.6 Referral integrity at creation</w:t>
         </w:r>
         <w:r>
           <w:rPr>
@@ -1349,6 +1302,53 @@
         <w:ind w:left="280" w:right="0" w:firstLine="0"/>
         <w:jc w:val="left"/>
       </w:pPr>
+      <w:hyperlink w:history="1" w:anchor="h_13">
+        <w:r>
+          <w:rPr>
+            <w:rFonts w:ascii="Times New Roman" w:cs="Times New Roman" w:eastAsia="Times New Roman" w:hAnsi="Times New Roman"/>
+            <w:b w:val="false"/>
+            <w:bCs w:val="false"/>
+            <w:i w:val="false"/>
+            <w:iCs w:val="false"/>
+            <w:color w:val="000000"/>
+            <w:sz w:val="24"/>
+            <w:szCs w:val="24"/>
+          </w:rPr>
+          <w:t xml:space="preserve">2.7 Clinical to metrics boundary</w:t>
+        </w:r>
+        <w:r>
+          <w:rPr>
+            <w:rFonts w:ascii="Times New Roman" w:cs="Times New Roman" w:eastAsia="Times New Roman" w:hAnsi="Times New Roman"/>
+            <w:color w:val="000000"/>
+            <w:sz w:val="24"/>
+            <w:szCs w:val="24"/>
+          </w:rPr>
+          <w:tab/>
+        </w:r>
+        <w:r>
+          <w:rPr>
+            <w:rFonts w:ascii="Times New Roman" w:cs="Times New Roman" w:eastAsia="Times New Roman" w:hAnsi="Times New Roman"/>
+            <w:b w:val="false"/>
+            <w:bCs w:val="false"/>
+            <w:i w:val="false"/>
+            <w:iCs w:val="false"/>
+            <w:color w:val="000000"/>
+            <w:sz w:val="24"/>
+            <w:szCs w:val="24"/>
+          </w:rPr>
+          <w:t xml:space="preserve">7</w:t>
+        </w:r>
+      </w:hyperlink>
+    </w:p>
+    <w:p>
+      <w:pPr>
+        <w:tabs>
+          <w:tab w:val="right" w:pos="9746" w:leader="dot"/>
+        </w:tabs>
+        <w:spacing w:after="60" w:line="260" w:lineRule="auto"/>
+        <w:ind w:left="0" w:right="0" w:firstLine="0"/>
+        <w:jc w:val="left"/>
+      </w:pPr>
       <w:hyperlink w:history="1" w:anchor="h_14">
         <w:r>
           <w:rPr>
@@ -1361,7 +1361,7 @@
             <w:sz w:val="24"/>
             <w:szCs w:val="24"/>
           </w:rPr>
-          <w:t xml:space="preserve">3.3 Low Findings and Observations</w:t>
+          <w:t xml:space="preserve">3 Findings</w:t>
         </w:r>
         <w:r>
           <w:rPr>
@@ -1408,7 +1408,7 @@
             <w:sz w:val="24"/>
             <w:szCs w:val="24"/>
           </w:rPr>
-          <w:t xml:space="preserve">3.4 What Was Found To Be Sound</w:t>
+          <w:t xml:space="preserve">3.1 High findings</w:t>
         </w:r>
         <w:r>
           <w:rPr>
@@ -1430,7 +1430,7 @@
             <w:sz w:val="24"/>
             <w:szCs w:val="24"/>
           </w:rPr>
-          <w:t xml:space="preserve">8</w:t>
+          <w:t xml:space="preserve">7</w:t>
         </w:r>
       </w:hyperlink>
     </w:p>
@@ -1440,7 +1440,7 @@
           <w:tab w:val="right" w:pos="9746" w:leader="dot"/>
         </w:tabs>
         <w:spacing w:after="60" w:line="260" w:lineRule="auto"/>
-        <w:ind w:left="0" w:right="0" w:firstLine="0"/>
+        <w:ind w:left="280" w:right="0" w:firstLine="0"/>
         <w:jc w:val="left"/>
       </w:pPr>
       <w:hyperlink w:history="1" w:anchor="h_16">
@@ -1455,7 +1455,7 @@
             <w:sz w:val="24"/>
             <w:szCs w:val="24"/>
           </w:rPr>
-          <w:t xml:space="preserve">4 Data Protection</w:t>
+          <w:t xml:space="preserve">3.2 Medium findings</w:t>
         </w:r>
         <w:r>
           <w:rPr>
@@ -1502,7 +1502,7 @@
             <w:sz w:val="24"/>
             <w:szCs w:val="24"/>
           </w:rPr>
-          <w:t xml:space="preserve">4.1 Obligations</w:t>
+          <w:t xml:space="preserve">3.3 Low findings and observations</w:t>
         </w:r>
         <w:r>
           <w:rPr>
@@ -1549,54 +1549,7 @@
             <w:sz w:val="24"/>
             <w:szCs w:val="24"/>
           </w:rPr>
-          <w:t xml:space="preserve">4.2 Synthetic Data in Non Production</w:t>
-        </w:r>
-        <w:r>
-          <w:rPr>
-            <w:rFonts w:ascii="Times New Roman" w:cs="Times New Roman" w:eastAsia="Times New Roman" w:hAnsi="Times New Roman"/>
-            <w:color w:val="000000"/>
-            <w:sz w:val="24"/>
-            <w:szCs w:val="24"/>
-          </w:rPr>
-          <w:tab/>
-        </w:r>
-        <w:r>
-          <w:rPr>
-            <w:rFonts w:ascii="Times New Roman" w:cs="Times New Roman" w:eastAsia="Times New Roman" w:hAnsi="Times New Roman"/>
-            <w:b w:val="false"/>
-            <w:bCs w:val="false"/>
-            <w:i w:val="false"/>
-            <w:iCs w:val="false"/>
-            <w:color w:val="000000"/>
-            <w:sz w:val="24"/>
-            <w:szCs w:val="24"/>
-          </w:rPr>
-          <w:t xml:space="preserve">8</w:t>
-        </w:r>
-      </w:hyperlink>
-    </w:p>
-    <w:p>
-      <w:pPr>
-        <w:tabs>
-          <w:tab w:val="right" w:pos="9746" w:leader="dot"/>
-        </w:tabs>
-        <w:spacing w:after="60" w:line="260" w:lineRule="auto"/>
-        <w:ind w:left="280" w:right="0" w:firstLine="0"/>
-        <w:jc w:val="left"/>
-      </w:pPr>
-      <w:hyperlink w:history="1" w:anchor="h_19">
-        <w:r>
-          <w:rPr>
-            <w:rFonts w:ascii="Times New Roman" w:cs="Times New Roman" w:eastAsia="Times New Roman" w:hAnsi="Times New Roman"/>
-            <w:b w:val="false"/>
-            <w:bCs w:val="false"/>
-            <w:i w:val="false"/>
-            <w:iCs w:val="false"/>
-            <w:color w:val="000000"/>
-            <w:sz w:val="24"/>
-            <w:szCs w:val="24"/>
-          </w:rPr>
-          <w:t xml:space="preserve">4.3 A Conflict Requiring a Decision</w:t>
+          <w:t xml:space="preserve">3.4 Controls found to be effective</w:t>
         </w:r>
         <w:r>
           <w:rPr>
@@ -1631,7 +1584,7 @@
         <w:ind w:left="0" w:right="0" w:firstLine="0"/>
         <w:jc w:val="left"/>
       </w:pPr>
-      <w:hyperlink w:history="1" w:anchor="h_20">
+      <w:hyperlink w:history="1" w:anchor="h_19">
         <w:r>
           <w:rPr>
             <w:rFonts w:ascii="Times New Roman" w:cs="Times New Roman" w:eastAsia="Times New Roman" w:hAnsi="Times New Roman"/>
@@ -1643,7 +1596,7 @@
             <w:sz w:val="24"/>
             <w:szCs w:val="24"/>
           </w:rPr>
-          <w:t xml:space="preserve">5 Remediation</w:t>
+          <w:t xml:space="preserve">4 Data protection</w:t>
         </w:r>
         <w:r>
           <w:rPr>
@@ -1665,7 +1618,54 @@
             <w:sz w:val="24"/>
             <w:szCs w:val="24"/>
           </w:rPr>
-          <w:t xml:space="preserve">9</w:t>
+          <w:t xml:space="preserve">10</w:t>
+        </w:r>
+      </w:hyperlink>
+    </w:p>
+    <w:p>
+      <w:pPr>
+        <w:tabs>
+          <w:tab w:val="right" w:pos="9746" w:leader="dot"/>
+        </w:tabs>
+        <w:spacing w:after="60" w:line="260" w:lineRule="auto"/>
+        <w:ind w:left="280" w:right="0" w:firstLine="0"/>
+        <w:jc w:val="left"/>
+      </w:pPr>
+      <w:hyperlink w:history="1" w:anchor="h_20">
+        <w:r>
+          <w:rPr>
+            <w:rFonts w:ascii="Times New Roman" w:cs="Times New Roman" w:eastAsia="Times New Roman" w:hAnsi="Times New Roman"/>
+            <w:b w:val="false"/>
+            <w:bCs w:val="false"/>
+            <w:i w:val="false"/>
+            <w:iCs w:val="false"/>
+            <w:color w:val="000000"/>
+            <w:sz w:val="24"/>
+            <w:szCs w:val="24"/>
+          </w:rPr>
+          <w:t xml:space="preserve">4.1 Obligations</w:t>
+        </w:r>
+        <w:r>
+          <w:rPr>
+            <w:rFonts w:ascii="Times New Roman" w:cs="Times New Roman" w:eastAsia="Times New Roman" w:hAnsi="Times New Roman"/>
+            <w:color w:val="000000"/>
+            <w:sz w:val="24"/>
+            <w:szCs w:val="24"/>
+          </w:rPr>
+          <w:tab/>
+        </w:r>
+        <w:r>
+          <w:rPr>
+            <w:rFonts w:ascii="Times New Roman" w:cs="Times New Roman" w:eastAsia="Times New Roman" w:hAnsi="Times New Roman"/>
+            <w:b w:val="false"/>
+            <w:bCs w:val="false"/>
+            <w:i w:val="false"/>
+            <w:iCs w:val="false"/>
+            <w:color w:val="000000"/>
+            <w:sz w:val="24"/>
+            <w:szCs w:val="24"/>
+          </w:rPr>
+          <w:t xml:space="preserve">10</w:t>
         </w:r>
       </w:hyperlink>
     </w:p>
@@ -1690,7 +1690,7 @@
             <w:sz w:val="24"/>
             <w:szCs w:val="24"/>
           </w:rPr>
-          <w:t xml:space="preserve">5.1 Before User Testing</w:t>
+          <w:t xml:space="preserve">4.2 Synthetic data in non-production</w:t>
         </w:r>
         <w:r>
           <w:rPr>
@@ -1712,7 +1712,7 @@
             <w:sz w:val="24"/>
             <w:szCs w:val="24"/>
           </w:rPr>
-          <w:t xml:space="preserve">9</w:t>
+          <w:t xml:space="preserve">10</w:t>
         </w:r>
       </w:hyperlink>
     </w:p>
@@ -1737,7 +1737,7 @@
             <w:sz w:val="24"/>
             <w:szCs w:val="24"/>
           </w:rPr>
-          <w:t xml:space="preserve">5.2 Before Real Clinical Records</w:t>
+          <w:t xml:space="preserve">4.3 Patient history export and data minimisation</w:t>
         </w:r>
         <w:r>
           <w:rPr>
@@ -1759,7 +1759,7 @@
             <w:sz w:val="24"/>
             <w:szCs w:val="24"/>
           </w:rPr>
-          <w:t xml:space="preserve">9</w:t>
+          <w:t xml:space="preserve">10</w:t>
         </w:r>
       </w:hyperlink>
     </w:p>
@@ -1784,7 +1784,7 @@
             <w:sz w:val="24"/>
             <w:szCs w:val="24"/>
           </w:rPr>
-          <w:t xml:space="preserve">5.3 Compensating Controls During Testing</w:t>
+          <w:t xml:space="preserve">4.4 A conflict requiring a decision</w:t>
         </w:r>
         <w:r>
           <w:rPr>
@@ -1831,6 +1831,194 @@
             <w:sz w:val="24"/>
             <w:szCs w:val="24"/>
           </w:rPr>
+          <w:t xml:space="preserve">5 Remediation</w:t>
+        </w:r>
+        <w:r>
+          <w:rPr>
+            <w:rFonts w:ascii="Times New Roman" w:cs="Times New Roman" w:eastAsia="Times New Roman" w:hAnsi="Times New Roman"/>
+            <w:color w:val="000000"/>
+            <w:sz w:val="24"/>
+            <w:szCs w:val="24"/>
+          </w:rPr>
+          <w:tab/>
+        </w:r>
+        <w:r>
+          <w:rPr>
+            <w:rFonts w:ascii="Times New Roman" w:cs="Times New Roman" w:eastAsia="Times New Roman" w:hAnsi="Times New Roman"/>
+            <w:b w:val="false"/>
+            <w:bCs w:val="false"/>
+            <w:i w:val="false"/>
+            <w:iCs w:val="false"/>
+            <w:color w:val="000000"/>
+            <w:sz w:val="24"/>
+            <w:szCs w:val="24"/>
+          </w:rPr>
+          <w:t xml:space="preserve">11</w:t>
+        </w:r>
+      </w:hyperlink>
+    </w:p>
+    <w:p>
+      <w:pPr>
+        <w:tabs>
+          <w:tab w:val="right" w:pos="9746" w:leader="dot"/>
+        </w:tabs>
+        <w:spacing w:after="60" w:line="260" w:lineRule="auto"/>
+        <w:ind w:left="280" w:right="0" w:firstLine="0"/>
+        <w:jc w:val="left"/>
+      </w:pPr>
+      <w:hyperlink w:history="1" w:anchor="h_25">
+        <w:r>
+          <w:rPr>
+            <w:rFonts w:ascii="Times New Roman" w:cs="Times New Roman" w:eastAsia="Times New Roman" w:hAnsi="Times New Roman"/>
+            <w:b w:val="false"/>
+            <w:bCs w:val="false"/>
+            <w:i w:val="false"/>
+            <w:iCs w:val="false"/>
+            <w:color w:val="000000"/>
+            <w:sz w:val="24"/>
+            <w:szCs w:val="24"/>
+          </w:rPr>
+          <w:t xml:space="preserve">5.1 Before user testing</w:t>
+        </w:r>
+        <w:r>
+          <w:rPr>
+            <w:rFonts w:ascii="Times New Roman" w:cs="Times New Roman" w:eastAsia="Times New Roman" w:hAnsi="Times New Roman"/>
+            <w:color w:val="000000"/>
+            <w:sz w:val="24"/>
+            <w:szCs w:val="24"/>
+          </w:rPr>
+          <w:tab/>
+        </w:r>
+        <w:r>
+          <w:rPr>
+            <w:rFonts w:ascii="Times New Roman" w:cs="Times New Roman" w:eastAsia="Times New Roman" w:hAnsi="Times New Roman"/>
+            <w:b w:val="false"/>
+            <w:bCs w:val="false"/>
+            <w:i w:val="false"/>
+            <w:iCs w:val="false"/>
+            <w:color w:val="000000"/>
+            <w:sz w:val="24"/>
+            <w:szCs w:val="24"/>
+          </w:rPr>
+          <w:t xml:space="preserve">11</w:t>
+        </w:r>
+      </w:hyperlink>
+    </w:p>
+    <w:p>
+      <w:pPr>
+        <w:tabs>
+          <w:tab w:val="right" w:pos="9746" w:leader="dot"/>
+        </w:tabs>
+        <w:spacing w:after="60" w:line="260" w:lineRule="auto"/>
+        <w:ind w:left="280" w:right="0" w:firstLine="0"/>
+        <w:jc w:val="left"/>
+      </w:pPr>
+      <w:hyperlink w:history="1" w:anchor="h_26">
+        <w:r>
+          <w:rPr>
+            <w:rFonts w:ascii="Times New Roman" w:cs="Times New Roman" w:eastAsia="Times New Roman" w:hAnsi="Times New Roman"/>
+            <w:b w:val="false"/>
+            <w:bCs w:val="false"/>
+            <w:i w:val="false"/>
+            <w:iCs w:val="false"/>
+            <w:color w:val="000000"/>
+            <w:sz w:val="24"/>
+            <w:szCs w:val="24"/>
+          </w:rPr>
+          <w:t xml:space="preserve">5.2 Before real clinical records</w:t>
+        </w:r>
+        <w:r>
+          <w:rPr>
+            <w:rFonts w:ascii="Times New Roman" w:cs="Times New Roman" w:eastAsia="Times New Roman" w:hAnsi="Times New Roman"/>
+            <w:color w:val="000000"/>
+            <w:sz w:val="24"/>
+            <w:szCs w:val="24"/>
+          </w:rPr>
+          <w:tab/>
+        </w:r>
+        <w:r>
+          <w:rPr>
+            <w:rFonts w:ascii="Times New Roman" w:cs="Times New Roman" w:eastAsia="Times New Roman" w:hAnsi="Times New Roman"/>
+            <w:b w:val="false"/>
+            <w:bCs w:val="false"/>
+            <w:i w:val="false"/>
+            <w:iCs w:val="false"/>
+            <w:color w:val="000000"/>
+            <w:sz w:val="24"/>
+            <w:szCs w:val="24"/>
+          </w:rPr>
+          <w:t xml:space="preserve">11</w:t>
+        </w:r>
+      </w:hyperlink>
+    </w:p>
+    <w:p>
+      <w:pPr>
+        <w:tabs>
+          <w:tab w:val="right" w:pos="9746" w:leader="dot"/>
+        </w:tabs>
+        <w:spacing w:after="60" w:line="260" w:lineRule="auto"/>
+        <w:ind w:left="280" w:right="0" w:firstLine="0"/>
+        <w:jc w:val="left"/>
+      </w:pPr>
+      <w:hyperlink w:history="1" w:anchor="h_27">
+        <w:r>
+          <w:rPr>
+            <w:rFonts w:ascii="Times New Roman" w:cs="Times New Roman" w:eastAsia="Times New Roman" w:hAnsi="Times New Roman"/>
+            <w:b w:val="false"/>
+            <w:bCs w:val="false"/>
+            <w:i w:val="false"/>
+            <w:iCs w:val="false"/>
+            <w:color w:val="000000"/>
+            <w:sz w:val="24"/>
+            <w:szCs w:val="24"/>
+          </w:rPr>
+          <w:t xml:space="preserve">5.3 Compensating controls during testing</w:t>
+        </w:r>
+        <w:r>
+          <w:rPr>
+            <w:rFonts w:ascii="Times New Roman" w:cs="Times New Roman" w:eastAsia="Times New Roman" w:hAnsi="Times New Roman"/>
+            <w:color w:val="000000"/>
+            <w:sz w:val="24"/>
+            <w:szCs w:val="24"/>
+          </w:rPr>
+          <w:tab/>
+        </w:r>
+        <w:r>
+          <w:rPr>
+            <w:rFonts w:ascii="Times New Roman" w:cs="Times New Roman" w:eastAsia="Times New Roman" w:hAnsi="Times New Roman"/>
+            <w:b w:val="false"/>
+            <w:bCs w:val="false"/>
+            <w:i w:val="false"/>
+            <w:iCs w:val="false"/>
+            <w:color w:val="000000"/>
+            <w:sz w:val="24"/>
+            <w:szCs w:val="24"/>
+          </w:rPr>
+          <w:t xml:space="preserve">12</w:t>
+        </w:r>
+      </w:hyperlink>
+    </w:p>
+    <w:p>
+      <w:pPr>
+        <w:tabs>
+          <w:tab w:val="right" w:pos="9746" w:leader="dot"/>
+        </w:tabs>
+        <w:spacing w:after="60" w:line="260" w:lineRule="auto"/>
+        <w:ind w:left="0" w:right="0" w:firstLine="0"/>
+        <w:jc w:val="left"/>
+      </w:pPr>
+      <w:hyperlink w:history="1" w:anchor="h_28">
+        <w:r>
+          <w:rPr>
+            <w:rFonts w:ascii="Times New Roman" w:cs="Times New Roman" w:eastAsia="Times New Roman" w:hAnsi="Times New Roman"/>
+            <w:b w:val="false"/>
+            <w:bCs w:val="false"/>
+            <w:i w:val="false"/>
+            <w:iCs w:val="false"/>
+            <w:color w:val="000000"/>
+            <w:sz w:val="24"/>
+            <w:szCs w:val="24"/>
+          </w:rPr>
           <w:t xml:space="preserve">6 Conclusion</w:t>
         </w:r>
         <w:r>
@@ -1853,7 +2041,7 @@
             <w:sz w:val="24"/>
             <w:szCs w:val="24"/>
           </w:rPr>
-          <w:t xml:space="preserve">10</w:t>
+          <w:t xml:space="preserve">12</w:t>
         </w:r>
       </w:hyperlink>
     </w:p>
@@ -1902,7 +2090,7 @@
             <w:sz w:val="24"/>
             <w:szCs w:val="24"/>
           </w:rPr>
-          <w:t xml:space="preserve">Figure 2.1: The Four Layers Enforcing Clinical Access</w:t>
+          <w:t xml:space="preserve">Figure 2.1: The four layers enforcing clinical access</w:t>
         </w:r>
         <w:r>
           <w:rPr>
@@ -1983,7 +2171,7 @@
             <w:sz w:val="24"/>
             <w:szCs w:val="24"/>
           </w:rPr>
-          <w:t xml:space="preserve">Table 1.1: Finding Severity Definitions</w:t>
+          <w:t xml:space="preserve">Table 1.1: Finding severity definitions</w:t>
         </w:r>
         <w:r>
           <w:rPr>
@@ -2030,7 +2218,7 @@
             <w:sz w:val="24"/>
             <w:szCs w:val="24"/>
           </w:rPr>
-          <w:t xml:space="preserve">Table 2.1: Clinical Access Controls and Their Assessment</w:t>
+          <w:t xml:space="preserve">Table 2.1: Clinical access controls and their assessment</w:t>
         </w:r>
         <w:r>
           <w:rPr>
@@ -2077,54 +2265,7 @@
             <w:sz w:val="24"/>
             <w:szCs w:val="24"/>
           </w:rPr>
-          <w:t xml:space="preserve">Table 3.1: High Severity Findings</w:t>
-        </w:r>
-        <w:r>
-          <w:rPr>
-            <w:rFonts w:ascii="Times New Roman" w:cs="Times New Roman" w:eastAsia="Times New Roman" w:hAnsi="Times New Roman"/>
-            <w:color w:val="000000"/>
-            <w:sz w:val="24"/>
-            <w:szCs w:val="24"/>
-          </w:rPr>
-          <w:tab/>
-        </w:r>
-        <w:r>
-          <w:rPr>
-            <w:rFonts w:ascii="Times New Roman" w:cs="Times New Roman" w:eastAsia="Times New Roman" w:hAnsi="Times New Roman"/>
-            <w:b w:val="false"/>
-            <w:bCs w:val="false"/>
-            <w:i w:val="false"/>
-            <w:iCs w:val="false"/>
-            <w:color w:val="000000"/>
-            <w:sz w:val="24"/>
-            <w:szCs w:val="24"/>
-          </w:rPr>
-          <w:t xml:space="preserve">6</w:t>
-        </w:r>
-      </w:hyperlink>
-    </w:p>
-    <w:p>
-      <w:pPr>
-        <w:tabs>
-          <w:tab w:val="right" w:pos="9746" w:leader="dot"/>
-        </w:tabs>
-        <w:spacing w:after="60" w:line="260" w:lineRule="auto"/>
-        <w:ind w:left="0" w:right="0" w:firstLine="0"/>
-        <w:jc w:val="left"/>
-      </w:pPr>
-      <w:hyperlink w:history="1" w:anchor="tbl_3_2">
-        <w:r>
-          <w:rPr>
-            <w:rFonts w:ascii="Times New Roman" w:cs="Times New Roman" w:eastAsia="Times New Roman" w:hAnsi="Times New Roman"/>
-            <w:b w:val="false"/>
-            <w:bCs w:val="false"/>
-            <w:i w:val="false"/>
-            <w:iCs w:val="false"/>
-            <w:color w:val="000000"/>
-            <w:sz w:val="24"/>
-            <w:szCs w:val="24"/>
-          </w:rPr>
-          <w:t xml:space="preserve">Table 3.2: Medium Severity Findings</w:t>
+          <w:t xml:space="preserve">Table 3.1: High severity findings</w:t>
         </w:r>
         <w:r>
           <w:rPr>
@@ -2159,7 +2300,7 @@
         <w:ind w:left="0" w:right="0" w:firstLine="0"/>
         <w:jc w:val="left"/>
       </w:pPr>
-      <w:hyperlink w:history="1" w:anchor="tbl_3_3">
+      <w:hyperlink w:history="1" w:anchor="tbl_3_2">
         <w:r>
           <w:rPr>
             <w:rFonts w:ascii="Times New Roman" w:cs="Times New Roman" w:eastAsia="Times New Roman" w:hAnsi="Times New Roman"/>
@@ -2171,54 +2312,7 @@
             <w:sz w:val="24"/>
             <w:szCs w:val="24"/>
           </w:rPr>
-          <w:t xml:space="preserve">Table 3.3: Low Severity Findings and Observations</w:t>
-        </w:r>
-        <w:r>
-          <w:rPr>
-            <w:rFonts w:ascii="Times New Roman" w:cs="Times New Roman" w:eastAsia="Times New Roman" w:hAnsi="Times New Roman"/>
-            <w:color w:val="000000"/>
-            <w:sz w:val="24"/>
-            <w:szCs w:val="24"/>
-          </w:rPr>
-          <w:tab/>
-        </w:r>
-        <w:r>
-          <w:rPr>
-            <w:rFonts w:ascii="Times New Roman" w:cs="Times New Roman" w:eastAsia="Times New Roman" w:hAnsi="Times New Roman"/>
-            <w:b w:val="false"/>
-            <w:bCs w:val="false"/>
-            <w:i w:val="false"/>
-            <w:iCs w:val="false"/>
-            <w:color w:val="000000"/>
-            <w:sz w:val="24"/>
-            <w:szCs w:val="24"/>
-          </w:rPr>
-          <w:t xml:space="preserve">7</w:t>
-        </w:r>
-      </w:hyperlink>
-    </w:p>
-    <w:p>
-      <w:pPr>
-        <w:tabs>
-          <w:tab w:val="right" w:pos="9746" w:leader="dot"/>
-        </w:tabs>
-        <w:spacing w:after="60" w:line="260" w:lineRule="auto"/>
-        <w:ind w:left="0" w:right="0" w:firstLine="0"/>
-        <w:jc w:val="left"/>
-      </w:pPr>
-      <w:hyperlink w:history="1" w:anchor="tbl_4_1">
-        <w:r>
-          <w:rPr>
-            <w:rFonts w:ascii="Times New Roman" w:cs="Times New Roman" w:eastAsia="Times New Roman" w:hAnsi="Times New Roman"/>
-            <w:b w:val="false"/>
-            <w:bCs w:val="false"/>
-            <w:i w:val="false"/>
-            <w:iCs w:val="false"/>
-            <w:color w:val="000000"/>
-            <w:sz w:val="24"/>
-            <w:szCs w:val="24"/>
-          </w:rPr>
-          <w:t xml:space="preserve">Table 4.1: Data Protection Obligations and Position</w:t>
+          <w:t xml:space="preserve">Table 3.2: Medium severity findings</w:t>
         </w:r>
         <w:r>
           <w:rPr>
@@ -2253,7 +2347,7 @@
         <w:ind w:left="0" w:right="0" w:firstLine="0"/>
         <w:jc w:val="left"/>
       </w:pPr>
-      <w:hyperlink w:history="1" w:anchor="tbl_5_1">
+      <w:hyperlink w:history="1" w:anchor="tbl_3_3">
         <w:r>
           <w:rPr>
             <w:rFonts w:ascii="Times New Roman" w:cs="Times New Roman" w:eastAsia="Times New Roman" w:hAnsi="Times New Roman"/>
@@ -2265,7 +2359,7 @@
             <w:sz w:val="24"/>
             <w:szCs w:val="24"/>
           </w:rPr>
-          <w:t xml:space="preserve">Table 5.1: Remediation Required Before User Testing</w:t>
+          <w:t xml:space="preserve">Table 3.3: Low severity findings and observations</w:t>
         </w:r>
         <w:r>
           <w:rPr>
@@ -2287,7 +2381,7 @@
             <w:sz w:val="24"/>
             <w:szCs w:val="24"/>
           </w:rPr>
-          <w:t xml:space="preserve">9</w:t>
+          <w:t xml:space="preserve">8</w:t>
         </w:r>
       </w:hyperlink>
     </w:p>
@@ -2300,7 +2394,7 @@
         <w:ind w:left="0" w:right="0" w:firstLine="0"/>
         <w:jc w:val="left"/>
       </w:pPr>
-      <w:hyperlink w:history="1" w:anchor="tbl_5_2">
+      <w:hyperlink w:history="1" w:anchor="tbl_4_1">
         <w:r>
           <w:rPr>
             <w:rFonts w:ascii="Times New Roman" w:cs="Times New Roman" w:eastAsia="Times New Roman" w:hAnsi="Times New Roman"/>
@@ -2312,54 +2406,7 @@
             <w:sz w:val="24"/>
             <w:szCs w:val="24"/>
           </w:rPr>
-          <w:t xml:space="preserve">Table 5.2: Remediation Required Before Any Real Clinical Record</w:t>
-        </w:r>
-        <w:r>
-          <w:rPr>
-            <w:rFonts w:ascii="Times New Roman" w:cs="Times New Roman" w:eastAsia="Times New Roman" w:hAnsi="Times New Roman"/>
-            <w:color w:val="000000"/>
-            <w:sz w:val="24"/>
-            <w:szCs w:val="24"/>
-          </w:rPr>
-          <w:tab/>
-        </w:r>
-        <w:r>
-          <w:rPr>
-            <w:rFonts w:ascii="Times New Roman" w:cs="Times New Roman" w:eastAsia="Times New Roman" w:hAnsi="Times New Roman"/>
-            <w:b w:val="false"/>
-            <w:bCs w:val="false"/>
-            <w:i w:val="false"/>
-            <w:iCs w:val="false"/>
-            <w:color w:val="000000"/>
-            <w:sz w:val="24"/>
-            <w:szCs w:val="24"/>
-          </w:rPr>
-          <w:t xml:space="preserve">9</w:t>
-        </w:r>
-      </w:hyperlink>
-    </w:p>
-    <w:p>
-      <w:pPr>
-        <w:tabs>
-          <w:tab w:val="right" w:pos="9746" w:leader="dot"/>
-        </w:tabs>
-        <w:spacing w:after="60" w:line="260" w:lineRule="auto"/>
-        <w:ind w:left="0" w:right="0" w:firstLine="0"/>
-        <w:jc w:val="left"/>
-      </w:pPr>
-      <w:hyperlink w:history="1" w:anchor="tbl_6_1">
-        <w:r>
-          <w:rPr>
-            <w:rFonts w:ascii="Times New Roman" w:cs="Times New Roman" w:eastAsia="Times New Roman" w:hAnsi="Times New Roman"/>
-            <w:b w:val="false"/>
-            <w:bCs w:val="false"/>
-            <w:i w:val="false"/>
-            <w:iCs w:val="false"/>
-            <w:color w:val="000000"/>
-            <w:sz w:val="24"/>
-            <w:szCs w:val="24"/>
-          </w:rPr>
-          <w:t xml:space="preserve">Table 6.1: Information Security Review Sign Off</w:t>
+          <w:t xml:space="preserve">Table 4.1: Data protection obligations and position</w:t>
         </w:r>
         <w:r>
           <w:rPr>
@@ -2386,6 +2433,147 @@
       </w:hyperlink>
     </w:p>
     <w:p>
+      <w:pPr>
+        <w:tabs>
+          <w:tab w:val="right" w:pos="9746" w:leader="dot"/>
+        </w:tabs>
+        <w:spacing w:after="60" w:line="260" w:lineRule="auto"/>
+        <w:ind w:left="0" w:right="0" w:firstLine="0"/>
+        <w:jc w:val="left"/>
+      </w:pPr>
+      <w:hyperlink w:history="1" w:anchor="tbl_5_1">
+        <w:r>
+          <w:rPr>
+            <w:rFonts w:ascii="Times New Roman" w:cs="Times New Roman" w:eastAsia="Times New Roman" w:hAnsi="Times New Roman"/>
+            <w:b w:val="false"/>
+            <w:bCs w:val="false"/>
+            <w:i w:val="false"/>
+            <w:iCs w:val="false"/>
+            <w:color w:val="000000"/>
+            <w:sz w:val="24"/>
+            <w:szCs w:val="24"/>
+          </w:rPr>
+          <w:t xml:space="preserve">Table 5.1: Remediation required before user testing</w:t>
+        </w:r>
+        <w:r>
+          <w:rPr>
+            <w:rFonts w:ascii="Times New Roman" w:cs="Times New Roman" w:eastAsia="Times New Roman" w:hAnsi="Times New Roman"/>
+            <w:color w:val="000000"/>
+            <w:sz w:val="24"/>
+            <w:szCs w:val="24"/>
+          </w:rPr>
+          <w:tab/>
+        </w:r>
+        <w:r>
+          <w:rPr>
+            <w:rFonts w:ascii="Times New Roman" w:cs="Times New Roman" w:eastAsia="Times New Roman" w:hAnsi="Times New Roman"/>
+            <w:b w:val="false"/>
+            <w:bCs w:val="false"/>
+            <w:i w:val="false"/>
+            <w:iCs w:val="false"/>
+            <w:color w:val="000000"/>
+            <w:sz w:val="24"/>
+            <w:szCs w:val="24"/>
+          </w:rPr>
+          <w:t xml:space="preserve">11</w:t>
+        </w:r>
+      </w:hyperlink>
+    </w:p>
+    <w:p>
+      <w:pPr>
+        <w:tabs>
+          <w:tab w:val="right" w:pos="9746" w:leader="dot"/>
+        </w:tabs>
+        <w:spacing w:after="60" w:line="260" w:lineRule="auto"/>
+        <w:ind w:left="0" w:right="0" w:firstLine="0"/>
+        <w:jc w:val="left"/>
+      </w:pPr>
+      <w:hyperlink w:history="1" w:anchor="tbl_5_2">
+        <w:r>
+          <w:rPr>
+            <w:rFonts w:ascii="Times New Roman" w:cs="Times New Roman" w:eastAsia="Times New Roman" w:hAnsi="Times New Roman"/>
+            <w:b w:val="false"/>
+            <w:bCs w:val="false"/>
+            <w:i w:val="false"/>
+            <w:iCs w:val="false"/>
+            <w:color w:val="000000"/>
+            <w:sz w:val="24"/>
+            <w:szCs w:val="24"/>
+          </w:rPr>
+          <w:t xml:space="preserve">Table 5.2: Remediation required before any real clinical record</w:t>
+        </w:r>
+        <w:r>
+          <w:rPr>
+            <w:rFonts w:ascii="Times New Roman" w:cs="Times New Roman" w:eastAsia="Times New Roman" w:hAnsi="Times New Roman"/>
+            <w:color w:val="000000"/>
+            <w:sz w:val="24"/>
+            <w:szCs w:val="24"/>
+          </w:rPr>
+          <w:tab/>
+        </w:r>
+        <w:r>
+          <w:rPr>
+            <w:rFonts w:ascii="Times New Roman" w:cs="Times New Roman" w:eastAsia="Times New Roman" w:hAnsi="Times New Roman"/>
+            <w:b w:val="false"/>
+            <w:bCs w:val="false"/>
+            <w:i w:val="false"/>
+            <w:iCs w:val="false"/>
+            <w:color w:val="000000"/>
+            <w:sz w:val="24"/>
+            <w:szCs w:val="24"/>
+          </w:rPr>
+          <w:t xml:space="preserve">11</w:t>
+        </w:r>
+      </w:hyperlink>
+    </w:p>
+    <w:p>
+      <w:pPr>
+        <w:tabs>
+          <w:tab w:val="right" w:pos="9746" w:leader="dot"/>
+        </w:tabs>
+        <w:spacing w:after="60" w:line="260" w:lineRule="auto"/>
+        <w:ind w:left="0" w:right="0" w:firstLine="0"/>
+        <w:jc w:val="left"/>
+      </w:pPr>
+      <w:hyperlink w:history="1" w:anchor="tbl_6_1">
+        <w:r>
+          <w:rPr>
+            <w:rFonts w:ascii="Times New Roman" w:cs="Times New Roman" w:eastAsia="Times New Roman" w:hAnsi="Times New Roman"/>
+            <w:b w:val="false"/>
+            <w:bCs w:val="false"/>
+            <w:i w:val="false"/>
+            <w:iCs w:val="false"/>
+            <w:color w:val="000000"/>
+            <w:sz w:val="24"/>
+            <w:szCs w:val="24"/>
+          </w:rPr>
+          <w:t xml:space="preserve">Table 6.1: Information security review sign-off</w:t>
+        </w:r>
+        <w:r>
+          <w:rPr>
+            <w:rFonts w:ascii="Times New Roman" w:cs="Times New Roman" w:eastAsia="Times New Roman" w:hAnsi="Times New Roman"/>
+            <w:color w:val="000000"/>
+            <w:sz w:val="24"/>
+            <w:szCs w:val="24"/>
+          </w:rPr>
+          <w:tab/>
+        </w:r>
+        <w:r>
+          <w:rPr>
+            <w:rFonts w:ascii="Times New Roman" w:cs="Times New Roman" w:eastAsia="Times New Roman" w:hAnsi="Times New Roman"/>
+            <w:b w:val="false"/>
+            <w:bCs w:val="false"/>
+            <w:i w:val="false"/>
+            <w:iCs w:val="false"/>
+            <w:color w:val="000000"/>
+            <w:sz w:val="24"/>
+            <w:szCs w:val="24"/>
+          </w:rPr>
+          <w:t xml:space="preserve">12</w:t>
+        </w:r>
+      </w:hyperlink>
+    </w:p>
+    <w:p>
       <w:r>
         <w:br w:type="page"/>
       </w:r>
@@ -2401,7 +2589,7 @@
         <w:ind w:left="0" w:right="0" w:firstLine="0"/>
         <w:jc w:val="left"/>
       </w:pPr>
-      <w:bookmarkStart w:name="h_1" w:id="100"/>
+      <w:bookmarkStart w:name="h_1" w:id="1"/>
       <w:r>
         <w:rPr>
           <w:rFonts w:ascii="Times New Roman" w:cs="Times New Roman" w:eastAsia="Times New Roman" w:hAnsi="Times New Roman"/>
@@ -2415,7 +2603,7 @@
         </w:rPr>
         <w:t xml:space="preserve">Introduction</w:t>
       </w:r>
-      <w:bookmarkEnd w:id="100"/>
+      <w:bookmarkEnd w:id="1"/>
     </w:p>
     <w:p>
       <w:pPr>
@@ -2428,7 +2616,7 @@
         <w:ind w:left="0" w:right="0" w:firstLine="0"/>
         <w:jc w:val="left"/>
       </w:pPr>
-      <w:bookmarkStart w:name="h_2" w:id="101"/>
+      <w:bookmarkStart w:name="h_2" w:id="1"/>
       <w:r>
         <w:rPr>
           <w:rFonts w:ascii="Times New Roman" w:cs="Times New Roman" w:eastAsia="Times New Roman" w:hAnsi="Times New Roman"/>
@@ -2442,7 +2630,7 @@
         </w:rPr>
         <w:t xml:space="preserve">Purpose</w:t>
       </w:r>
-      <w:bookmarkEnd w:id="101"/>
+      <w:bookmarkEnd w:id="1"/>
     </w:p>
     <w:p>
       <w:pPr>
@@ -2475,7 +2663,7 @@
         <w:ind w:left="0" w:right="0" w:firstLine="0"/>
         <w:jc w:val="left"/>
       </w:pPr>
-      <w:bookmarkStart w:name="h_3" w:id="102"/>
+      <w:bookmarkStart w:name="h_3" w:id="1"/>
       <w:r>
         <w:rPr>
           <w:rFonts w:ascii="Times New Roman" w:cs="Times New Roman" w:eastAsia="Times New Roman" w:hAnsi="Times New Roman"/>
@@ -2487,9 +2675,9 @@
           <w:sz w:val="24"/>
           <w:szCs w:val="24"/>
         </w:rPr>
-        <w:t xml:space="preserve">Why This System Warrants a Review</w:t>
+        <w:t xml:space="preserve">Why this system warrants a review</w:t>
       </w:r>
-      <w:bookmarkEnd w:id="102"/>
+      <w:bookmarkEnd w:id="1"/>
     </w:p>
     <w:p>
       <w:pPr>
@@ -2542,7 +2730,7 @@
         <w:ind w:left="0" w:right="0" w:firstLine="0"/>
         <w:jc w:val="left"/>
       </w:pPr>
-      <w:bookmarkStart w:name="h_4" w:id="103"/>
+      <w:bookmarkStart w:name="h_4" w:id="1"/>
       <w:r>
         <w:rPr>
           <w:rFonts w:ascii="Times New Roman" w:cs="Times New Roman" w:eastAsia="Times New Roman" w:hAnsi="Times New Roman"/>
@@ -2556,7 +2744,7 @@
         </w:rPr>
         <w:t xml:space="preserve">Scope</w:t>
       </w:r>
-      <w:bookmarkEnd w:id="103"/>
+      <w:bookmarkEnd w:id="1"/>
     </w:p>
     <w:p>
       <w:pPr>
@@ -2609,7 +2797,7 @@
         <w:ind w:left="0" w:right="0" w:firstLine="0"/>
         <w:jc w:val="left"/>
       </w:pPr>
-      <w:bookmarkStart w:name="h_5" w:id="104"/>
+      <w:bookmarkStart w:name="h_5" w:id="1"/>
       <w:r>
         <w:rPr>
           <w:rFonts w:ascii="Times New Roman" w:cs="Times New Roman" w:eastAsia="Times New Roman" w:hAnsi="Times New Roman"/>
@@ -2621,9 +2809,9 @@
           <w:sz w:val="24"/>
           <w:szCs w:val="24"/>
         </w:rPr>
-        <w:t xml:space="preserve">Severity Scale</w:t>
+        <w:t xml:space="preserve">Severity scale</w:t>
       </w:r>
-      <w:bookmarkEnd w:id="104"/>
+      <w:bookmarkEnd w:id="1"/>
     </w:p>
     <w:p>
       <w:pPr>
@@ -2632,7 +2820,7 @@
         <w:ind w:left="0" w:right="0" w:firstLine="0"/>
         <w:jc w:val="left"/>
       </w:pPr>
-      <w:bookmarkStart w:name="tbl_1_1" w:id="105"/>
+      <w:bookmarkStart w:name="tbl_1_1" w:id="1"/>
       <w:r>
         <w:rPr>
           <w:rFonts w:ascii="Times New Roman" w:cs="Times New Roman" w:eastAsia="Times New Roman" w:hAnsi="Times New Roman"/>
@@ -2646,7 +2834,7 @@
         </w:rPr>
         <w:t xml:space="preserve">Table 1.1</w:t>
       </w:r>
-      <w:bookmarkEnd w:id="105"/>
+      <w:bookmarkEnd w:id="1"/>
       <w:r>
         <w:rPr>
           <w:rFonts w:ascii="Times New Roman" w:cs="Times New Roman" w:eastAsia="Times New Roman" w:hAnsi="Times New Roman"/>
@@ -2658,7 +2846,7 @@
           <w:sz w:val="18"/>
           <w:szCs w:val="18"/>
         </w:rPr>
-        <w:t xml:space="preserve">: Finding Severity Definitions</w:t>
+        <w:t xml:space="preserve">: Finding severity definitions</w:t>
       </w:r>
     </w:p>
     <w:tbl>
@@ -2835,7 +3023,7 @@
                 <w:sz w:val="20"/>
                 <w:szCs w:val="20"/>
               </w:rPr>
-              <w:t xml:space="preserve">Required Response</w:t>
+              <w:t xml:space="preserve">Required response</w:t>
             </w:r>
           </w:p>
         </w:tc>
@@ -3622,7 +3810,7 @@
         <w:ind w:left="0" w:right="0" w:firstLine="0"/>
         <w:jc w:val="left"/>
       </w:pPr>
-      <w:bookmarkStart w:name="h_6" w:id="106"/>
+      <w:bookmarkStart w:name="h_6" w:id="1"/>
       <w:r>
         <w:rPr>
           <w:rFonts w:ascii="Times New Roman" w:cs="Times New Roman" w:eastAsia="Times New Roman" w:hAnsi="Times New Roman"/>
@@ -3634,9 +3822,9 @@
           <w:sz w:val="24"/>
           <w:szCs w:val="24"/>
         </w:rPr>
-        <w:t xml:space="preserve">Security Architecture</w:t>
+        <w:t xml:space="preserve">Security architecture</w:t>
       </w:r>
-      <w:bookmarkEnd w:id="106"/>
+      <w:bookmarkEnd w:id="1"/>
     </w:p>
     <w:p>
       <w:pPr>
@@ -3649,7 +3837,7 @@
         <w:ind w:left="0" w:right="0" w:firstLine="0"/>
         <w:jc w:val="left"/>
       </w:pPr>
-      <w:bookmarkStart w:name="h_7" w:id="107"/>
+      <w:bookmarkStart w:name="h_7" w:id="1"/>
       <w:r>
         <w:rPr>
           <w:rFonts w:ascii="Times New Roman" w:cs="Times New Roman" w:eastAsia="Times New Roman" w:hAnsi="Times New Roman"/>
@@ -3661,9 +3849,9 @@
           <w:sz w:val="24"/>
           <w:szCs w:val="24"/>
         </w:rPr>
-        <w:t xml:space="preserve">Identity and Session</w:t>
+        <w:t xml:space="preserve">Identity and session</w:t>
       </w:r>
-      <w:bookmarkEnd w:id="107"/>
+      <w:bookmarkEnd w:id="1"/>
     </w:p>
     <w:p>
       <w:pPr>
@@ -3736,7 +3924,7 @@
         <w:ind w:left="0" w:right="0" w:firstLine="0"/>
         <w:jc w:val="left"/>
       </w:pPr>
-      <w:bookmarkStart w:name="h_8" w:id="108"/>
+      <w:bookmarkStart w:name="h_8" w:id="1"/>
       <w:r>
         <w:rPr>
           <w:rFonts w:ascii="Times New Roman" w:cs="Times New Roman" w:eastAsia="Times New Roman" w:hAnsi="Times New Roman"/>
@@ -3750,7 +3938,7 @@
         </w:rPr>
         <w:t xml:space="preserve">Authorisation</w:t>
       </w:r>
-      <w:bookmarkEnd w:id="108"/>
+      <w:bookmarkEnd w:id="1"/>
     </w:p>
     <w:p>
       <w:pPr>
@@ -3783,7 +3971,7 @@
         <w:ind w:left="0" w:right="0" w:firstLine="0"/>
         <w:jc w:val="left"/>
       </w:pPr>
-      <w:bookmarkStart w:name="h_9" w:id="109"/>
+      <w:bookmarkStart w:name="h_9" w:id="1"/>
       <w:r>
         <w:rPr>
           <w:rFonts w:ascii="Times New Roman" w:cs="Times New Roman" w:eastAsia="Times New Roman" w:hAnsi="Times New Roman"/>
@@ -3795,9 +3983,9 @@
           <w:sz w:val="24"/>
           <w:szCs w:val="24"/>
         </w:rPr>
-        <w:t xml:space="preserve">Clinical Confidentiality</w:t>
+        <w:t xml:space="preserve">Clinical confidentiality</w:t>
       </w:r>
-      <w:bookmarkEnd w:id="109"/>
+      <w:bookmarkEnd w:id="1"/>
     </w:p>
     <w:p>
       <w:pPr>
@@ -3872,7 +4060,7 @@
         <w:ind w:left="0" w:right="0" w:firstLine="0"/>
         <w:jc w:val="left"/>
       </w:pPr>
-      <w:bookmarkStart w:name="fig_2_1" w:id="110"/>
+      <w:bookmarkStart w:name="fig_2_1" w:id="1"/>
       <w:r>
         <w:rPr>
           <w:rFonts w:ascii="Times New Roman" w:cs="Times New Roman" w:eastAsia="Times New Roman" w:hAnsi="Times New Roman"/>
@@ -3886,7 +4074,7 @@
         </w:rPr>
         <w:t xml:space="preserve">Figure 2.1</w:t>
       </w:r>
-      <w:bookmarkEnd w:id="110"/>
+      <w:bookmarkEnd w:id="1"/>
       <w:r>
         <w:rPr>
           <w:rFonts w:ascii="Times New Roman" w:cs="Times New Roman" w:eastAsia="Times New Roman" w:hAnsi="Times New Roman"/>
@@ -3898,7 +4086,7 @@
           <w:sz w:val="18"/>
           <w:szCs w:val="18"/>
         </w:rPr>
-        <w:t xml:space="preserve">: The Four Layers Enforcing Clinical Access</w:t>
+        <w:t xml:space="preserve">: The four layers enforcing clinical access</w:t>
       </w:r>
     </w:p>
     <w:p>
@@ -3908,7 +4096,7 @@
         <w:ind w:left="0" w:right="0" w:firstLine="0"/>
         <w:jc w:val="left"/>
       </w:pPr>
-      <w:bookmarkStart w:name="tbl_2_1" w:id="111"/>
+      <w:bookmarkStart w:name="tbl_2_1" w:id="1"/>
       <w:r>
         <w:rPr>
           <w:rFonts w:ascii="Times New Roman" w:cs="Times New Roman" w:eastAsia="Times New Roman" w:hAnsi="Times New Roman"/>
@@ -3922,7 +4110,7 @@
         </w:rPr>
         <w:t xml:space="preserve">Table 2.1</w:t>
       </w:r>
-      <w:bookmarkEnd w:id="111"/>
+      <w:bookmarkEnd w:id="1"/>
       <w:r>
         <w:rPr>
           <w:rFonts w:ascii="Times New Roman" w:cs="Times New Roman" w:eastAsia="Times New Roman" w:hAnsi="Times New Roman"/>
@@ -3934,7 +4122,7 @@
           <w:sz w:val="18"/>
           <w:szCs w:val="18"/>
         </w:rPr>
-        <w:t xml:space="preserve">: Clinical Access Controls and Their Assessment</w:t>
+        <w:t xml:space="preserve">: Clinical access controls and their assessment</w:t>
       </w:r>
     </w:p>
     <w:tbl>
@@ -4764,7 +4952,7 @@
         <w:ind w:left="0" w:right="0" w:firstLine="0"/>
         <w:jc w:val="left"/>
       </w:pPr>
-      <w:bookmarkStart w:name="h_10" w:id="112"/>
+      <w:bookmarkStart w:name="h_10" w:id="1"/>
       <w:r>
         <w:rPr>
           <w:rFonts w:ascii="Times New Roman" w:cs="Times New Roman" w:eastAsia="Times New Roman" w:hAnsi="Times New Roman"/>
@@ -4776,9 +4964,9 @@
           <w:sz w:val="24"/>
           <w:szCs w:val="24"/>
         </w:rPr>
-        <w:t xml:space="preserve">Access Logging</w:t>
+        <w:t xml:space="preserve">Access logging</w:t>
       </w:r>
-      <w:bookmarkEnd w:id="112"/>
+      <w:bookmarkEnd w:id="1"/>
     </w:p>
     <w:p>
       <w:pPr>
@@ -4817,7 +5005,7 @@
           <w:sz w:val="24"/>
           <w:szCs w:val="24"/>
         </w:rPr>
-        <w:t xml:space="preserve">Every retrieval of an individual clinical record is therefore written to an append only access log before the record is returned. The ordering is deliberate. A log written after the response is a log that is missing precisely when a process fails mid request, which is when somebody will ask what was read. If the log cannot be written the read does not happen.</w:t>
+        <w:t xml:space="preserve">Every retrieval of an individual clinical record is written to clinical_access_log before the record is returned. The ordering is deliberate. A log written after the response is a log that is missing precisely when a process fails during the request, which is when somebody will ask what was read. If the log cannot be written the read does not happen.</w:t>
       </w:r>
     </w:p>
     <w:p>
@@ -4842,16 +5030,36 @@
     </w:p>
     <w:p>
       <w:pPr>
-        <w:pStyle w:val="Heading1"/>
+        <w:spacing w:after="160" w:line="276" w:lineRule="auto"/>
+        <w:ind w:left="0" w:right="0" w:firstLine="0"/>
+        <w:jc w:val="both"/>
+      </w:pPr>
+      <w:r>
+        <w:rPr>
+          <w:rFonts w:ascii="Times New Roman" w:cs="Times New Roman" w:eastAsia="Times New Roman" w:hAnsi="Times New Roman"/>
+          <w:b w:val="false"/>
+          <w:bCs w:val="false"/>
+          <w:i w:val="false"/>
+          <w:iCs w:val="false"/>
+          <w:color w:val="000000"/>
+          <w:sz w:val="24"/>
+          <w:szCs w:val="24"/>
+        </w:rPr>
+        <w:t xml:space="preserve">The table is not append-only against the database role used by the clinical service. The application code defines no update or delete path for it, but the migration contains no GRANT or REVOKE statement preventing that same role from altering or deleting rows. The log also remains inside the clinical database and there is no separate hwms-audit deployable. The fail-before-return behaviour is effective, while stored-log tamper resistance is not implemented.</w:t>
+      </w:r>
+    </w:p>
+    <w:p>
+      <w:pPr>
+        <w:pStyle w:val="Heading2"/>
         <w:numPr>
-          <w:ilvl w:val="0"/>
+          <w:ilvl w:val="1"/>
           <w:numId w:val="2"/>
         </w:numPr>
-        <w:spacing w:after="170" w:before="300"/>
+        <w:spacing w:after="150" w:before="270"/>
         <w:ind w:left="0" w:right="0" w:firstLine="0"/>
         <w:jc w:val="left"/>
       </w:pPr>
-      <w:bookmarkStart w:name="h_11" w:id="113"/>
+      <w:bookmarkStart w:name="h_11" w:id="1"/>
       <w:r>
         <w:rPr>
           <w:rFonts w:ascii="Times New Roman" w:cs="Times New Roman" w:eastAsia="Times New Roman" w:hAnsi="Times New Roman"/>
@@ -4863,9 +5071,9 @@
           <w:sz w:val="24"/>
           <w:szCs w:val="24"/>
         </w:rPr>
-        <w:t xml:space="preserve">Findings</w:t>
+        <w:t xml:space="preserve">Telemetry minimisation</w:t>
       </w:r>
-      <w:bookmarkEnd w:id="113"/>
+      <w:bookmarkEnd w:id="1"/>
     </w:p>
     <w:p>
       <w:pPr>
@@ -4884,7 +5092,7 @@
           <w:sz w:val="24"/>
           <w:szCs w:val="24"/>
         </w:rPr>
-        <w:t xml:space="preserve">Twelve findings were raised. None is assessed as critical. Four are high, five are medium, two are low and one is an observation. Each is stated with what was observed, why it matters operationally, and the specific change that closes it.</w:t>
+        <w:t xml:space="preserve">Ordinary request logs record the chi route template rather than the concrete request path. Panic recovery applies the same rule. A request to /api/clinical/referrals/{id} is therefore logged as that template, not as an address containing a referral identifier. This prevents patient, visit and referral identifiers from entering ordinary service logs, where clinical access controls and retention do not apply. Query strings and request bodies are not logged.</w:t>
       </w:r>
     </w:p>
     <w:p>
@@ -4898,7 +5106,7 @@
         <w:ind w:left="0" w:right="0" w:firstLine="0"/>
         <w:jc w:val="left"/>
       </w:pPr>
-      <w:bookmarkStart w:name="h_12" w:id="114"/>
+      <w:bookmarkStart w:name="h_12" w:id="1"/>
       <w:r>
         <w:rPr>
           <w:rFonts w:ascii="Times New Roman" w:cs="Times New Roman" w:eastAsia="Times New Roman" w:hAnsi="Times New Roman"/>
@@ -4910,9 +5118,170 @@
           <w:sz w:val="24"/>
           <w:szCs w:val="24"/>
         </w:rPr>
-        <w:t xml:space="preserve">High Findings</w:t>
+        <w:t xml:space="preserve">Referral integrity at creation</w:t>
       </w:r>
-      <w:bookmarkEnd w:id="114"/>
+      <w:bookmarkEnd w:id="1"/>
+    </w:p>
+    <w:p>
+      <w:pPr>
+        <w:spacing w:after="160" w:line="276" w:lineRule="auto"/>
+        <w:ind w:left="0" w:right="0" w:firstLine="0"/>
+        <w:jc w:val="both"/>
+      </w:pPr>
+      <w:r>
+        <w:rPr>
+          <w:rFonts w:ascii="Times New Roman" w:cs="Times New Roman" w:eastAsia="Times New Roman" w:hAnsi="Times New Roman"/>
+          <w:b w:val="false"/>
+          <w:bCs w:val="false"/>
+          <w:i w:val="false"/>
+          <w:iCs w:val="false"/>
+          <w:color w:val="000000"/>
+          <w:sz w:val="24"/>
+          <w:szCs w:val="24"/>
+        </w:rPr>
+        <w:t xml:space="preserve">Referral creation accepts patient and visit identifiers from the browser, then derives the patient identity and visit vital signs server side. A database join requires the visit to belong to that patient before the referral is inserted. This protects against a stale browser tab pairing one person's identity with another person's attendance, which would otherwise create a clinically wrong external document without requiring a malicious caller.</w:t>
+      </w:r>
+    </w:p>
+    <w:p>
+      <w:pPr>
+        <w:pStyle w:val="Heading2"/>
+        <w:numPr>
+          <w:ilvl w:val="1"/>
+          <w:numId w:val="2"/>
+        </w:numPr>
+        <w:spacing w:after="150" w:before="270"/>
+        <w:ind w:left="0" w:right="0" w:firstLine="0"/>
+        <w:jc w:val="left"/>
+      </w:pPr>
+      <w:bookmarkStart w:name="h_13" w:id="1"/>
+      <w:r>
+        <w:rPr>
+          <w:rFonts w:ascii="Times New Roman" w:cs="Times New Roman" w:eastAsia="Times New Roman" w:hAnsi="Times New Roman"/>
+          <w:b/>
+          <w:bCs/>
+          <w:i w:val="false"/>
+          <w:iCs w:val="false"/>
+          <w:color w:val="000000"/>
+          <w:sz w:val="24"/>
+          <w:szCs w:val="24"/>
+        </w:rPr>
+        <w:t xml:space="preserve">Clinical to metrics boundary</w:t>
+      </w:r>
+      <w:bookmarkEnd w:id="1"/>
+    </w:p>
+    <w:p>
+      <w:pPr>
+        <w:spacing w:after="160" w:line="276" w:lineRule="auto"/>
+        <w:ind w:left="0" w:right="0" w:firstLine="0"/>
+        <w:jc w:val="both"/>
+      </w:pPr>
+      <w:r>
+        <w:rPr>
+          <w:rFonts w:ascii="Times New Roman" w:cs="Times New Roman" w:eastAsia="Times New Roman" w:hAnsi="Times New Roman"/>
+          <w:b w:val="false"/>
+          <w:bCs w:val="false"/>
+          <w:i w:val="false"/>
+          <w:iCs w:val="false"/>
+          <w:color w:val="000000"/>
+          <w:sz w:val="24"/>
+          <w:szCs w:val="24"/>
+        </w:rPr>
+        <w:t xml:space="preserve">Recommended sick leave crosses from clinical to metrics as four non-clinical fields: referral identifier, feedback version, reporting month and days. It carries no patient identifier, name, diagnosis, treatment or free text. Metrics has no clinical database credential, which makes the data separation structural rather than dependent on a reporting query being written carefully.</w:t>
+      </w:r>
+    </w:p>
+    <w:p>
+      <w:pPr>
+        <w:spacing w:after="160" w:line="276" w:lineRule="auto"/>
+        <w:ind w:left="0" w:right="0" w:firstLine="0"/>
+        <w:jc w:val="both"/>
+      </w:pPr>
+      <w:r>
+        <w:rPr>
+          <w:rFonts w:ascii="Times New Roman" w:cs="Times New Roman" w:eastAsia="Times New Roman" w:hAnsi="Times New Roman"/>
+          <w:b w:val="false"/>
+          <w:bCs w:val="false"/>
+          <w:i w:val="false"/>
+          <w:iCs w:val="false"/>
+          <w:color w:val="000000"/>
+          <w:sz w:val="24"/>
+          <w:szCs w:val="24"/>
+        </w:rPr>
+        <w:t xml:space="preserve">A contract test in clinical inspects the outbox column set, and a mirror test in metrics inspects the receiving table. Either test fails the ordinary build if its schema is widened. The transport is an internal HTTP route authenticated by a shared secret, not a scoped OIDC service account. The schema boundary is effective, while caller authentication remains a production weakness at SEC-06 and DEC-034.</w:t>
+      </w:r>
+    </w:p>
+    <w:p>
+      <w:pPr>
+        <w:pStyle w:val="Heading1"/>
+        <w:numPr>
+          <w:ilvl w:val="0"/>
+          <w:numId w:val="2"/>
+        </w:numPr>
+        <w:spacing w:after="170" w:before="300"/>
+        <w:ind w:left="0" w:right="0" w:firstLine="0"/>
+        <w:jc w:val="left"/>
+      </w:pPr>
+      <w:bookmarkStart w:name="h_14" w:id="1"/>
+      <w:r>
+        <w:rPr>
+          <w:rFonts w:ascii="Times New Roman" w:cs="Times New Roman" w:eastAsia="Times New Roman" w:hAnsi="Times New Roman"/>
+          <w:b/>
+          <w:bCs/>
+          <w:i w:val="false"/>
+          <w:iCs w:val="false"/>
+          <w:color w:val="000000"/>
+          <w:sz w:val="24"/>
+          <w:szCs w:val="24"/>
+        </w:rPr>
+        <w:t xml:space="preserve">Findings</w:t>
+      </w:r>
+      <w:bookmarkEnd w:id="1"/>
+    </w:p>
+    <w:p>
+      <w:pPr>
+        <w:spacing w:after="160" w:line="276" w:lineRule="auto"/>
+        <w:ind w:left="0" w:right="0" w:firstLine="0"/>
+        <w:jc w:val="both"/>
+      </w:pPr>
+      <w:r>
+        <w:rPr>
+          <w:rFonts w:ascii="Times New Roman" w:cs="Times New Roman" w:eastAsia="Times New Roman" w:hAnsi="Times New Roman"/>
+          <w:b w:val="false"/>
+          <w:bCs w:val="false"/>
+          <w:i w:val="false"/>
+          <w:iCs w:val="false"/>
+          <w:color w:val="000000"/>
+          <w:sz w:val="24"/>
+          <w:szCs w:val="24"/>
+        </w:rPr>
+        <w:t xml:space="preserve">Sixteen findings were raised. None is assessed as critical. Six are high, six are medium, two are low and two are observations. Each is stated with what was observed, why it matters operationally, and the specific change that closes it.</w:t>
+      </w:r>
+    </w:p>
+    <w:p>
+      <w:pPr>
+        <w:pStyle w:val="Heading2"/>
+        <w:numPr>
+          <w:ilvl w:val="1"/>
+          <w:numId w:val="2"/>
+        </w:numPr>
+        <w:spacing w:after="150" w:before="270"/>
+        <w:ind w:left="0" w:right="0" w:firstLine="0"/>
+        <w:jc w:val="left"/>
+      </w:pPr>
+      <w:bookmarkStart w:name="h_15" w:id="1"/>
+      <w:r>
+        <w:rPr>
+          <w:rFonts w:ascii="Times New Roman" w:cs="Times New Roman" w:eastAsia="Times New Roman" w:hAnsi="Times New Roman"/>
+          <w:b/>
+          <w:bCs/>
+          <w:i w:val="false"/>
+          <w:iCs w:val="false"/>
+          <w:color w:val="000000"/>
+          <w:sz w:val="24"/>
+          <w:szCs w:val="24"/>
+        </w:rPr>
+        <w:t xml:space="preserve">High findings</w:t>
+      </w:r>
+      <w:bookmarkEnd w:id="1"/>
     </w:p>
     <w:p>
       <w:pPr>
@@ -4921,7 +5290,7 @@
         <w:ind w:left="0" w:right="0" w:firstLine="0"/>
         <w:jc w:val="left"/>
       </w:pPr>
-      <w:bookmarkStart w:name="tbl_3_1" w:id="115"/>
+      <w:bookmarkStart w:name="tbl_3_1" w:id="1"/>
       <w:r>
         <w:rPr>
           <w:rFonts w:ascii="Times New Roman" w:cs="Times New Roman" w:eastAsia="Times New Roman" w:hAnsi="Times New Roman"/>
@@ -4935,7 +5304,7 @@
         </w:rPr>
         <w:t xml:space="preserve">Table 3.1</w:t>
       </w:r>
-      <w:bookmarkEnd w:id="115"/>
+      <w:bookmarkEnd w:id="1"/>
       <w:r>
         <w:rPr>
           <w:rFonts w:ascii="Times New Roman" w:cs="Times New Roman" w:eastAsia="Times New Roman" w:hAnsi="Times New Roman"/>
@@ -4947,7 +5316,7 @@
           <w:sz w:val="18"/>
           <w:szCs w:val="18"/>
         </w:rPr>
-        <w:t xml:space="preserve">: High Severity Findings</w:t>
+        <w:t xml:space="preserve">: High severity findings</w:t>
       </w:r>
     </w:p>
     <w:tbl>
@@ -5280,7 +5649,7 @@
                 <w:sz w:val="20"/>
                 <w:szCs w:val="20"/>
               </w:rPr>
-              <w:t xml:space="preserve">Transport encryption is not configured. The delivered stack serves plain traffic</w:t>
+              <w:t xml:space="preserve">The Compose environment serves plain HTTP. The k3s ingress proposes TLS, but no provisioned environment or certificate was available to verify</w:t>
             </w:r>
           </w:p>
         </w:tc>
@@ -5318,7 +5687,7 @@
                 <w:sz w:val="20"/>
                 <w:szCs w:val="20"/>
               </w:rPr>
-              <w:t xml:space="preserve">Credentials and clinical data would cross the network in the clear. The session cookie cannot be marked secure</w:t>
+              <w:t xml:space="preserve">A Compose deployment beyond a laptop would carry credentials and clinical data in clear text, and its session cookie is not secure</w:t>
             </w:r>
           </w:p>
         </w:tc>
@@ -5356,7 +5725,7 @@
                 <w:sz w:val="20"/>
                 <w:szCs w:val="20"/>
               </w:rPr>
-              <w:t xml:space="preserve">Terminate encryption at the ingress and set the secure cookie flag. Required before any deployment beyond a laptop</w:t>
+              <w:t xml:space="preserve">Terminate encryption at the UAT ingress, set the secure cookie flag and evidence the certificate before network testing</w:t>
             </w:r>
           </w:p>
         </w:tc>
@@ -5856,7 +6225,7 @@
                 <w:sz w:val="20"/>
                 <w:szCs w:val="20"/>
               </w:rPr>
-              <w:t xml:space="preserve">The clinical access log has no tamper evidence beyond the database role restriction</w:t>
+              <w:t xml:space="preserve">The clinical access log is written by the clinical service role, and no database grant prevents that role updating or deleting its rows. There is no hwms-audit deployable</w:t>
             </w:r>
           </w:p>
         </w:tc>
@@ -5894,7 +6263,7 @@
                 <w:sz w:val="20"/>
                 <w:szCs w:val="20"/>
               </w:rPr>
-              <w:t xml:space="preserve">A party with database level access could alter the record of who read what without detection</w:t>
+              <w:t xml:space="preserve">The service that reads clinical data can also alter the evidence of those reads, so the log is not append-only against its own role</w:t>
             </w:r>
           </w:p>
         </w:tc>
@@ -5932,7 +6301,391 @@
                 <w:sz w:val="20"/>
                 <w:szCs w:val="20"/>
               </w:rPr>
-              <w:t xml:space="preserve">Add append only enforcement at the database and ship the log to storage the application cannot write</w:t>
+              <w:t xml:space="preserve">Create the separate audit boundary, grant the clinical service insert only, and ship or store the log where that service cannot alter it</w:t>
+            </w:r>
+          </w:p>
+        </w:tc>
+      </w:tr>
+      <w:tr>
+        <w:tc>
+          <w:tcPr>
+            <w:tcW w:type="dxa" w:w="620"/>
+            <w:tcBorders>
+              <w:top w:val="single" w:color="000000" w:sz="4"/>
+              <w:left w:val="single" w:color="000000" w:sz="4"/>
+              <w:bottom w:val="single" w:color="000000" w:sz="4"/>
+              <w:right w:val="single" w:color="000000" w:sz="4"/>
+            </w:tcBorders>
+            <w:tcMar>
+              <w:top w:type="dxa" w:w="60"/>
+              <w:left w:type="dxa" w:w="90"/>
+              <w:bottom w:type="dxa" w:w="60"/>
+              <w:right w:type="dxa" w:w="90"/>
+            </w:tcMar>
+            <w:vAlign w:val="center"/>
+          </w:tcPr>
+          <w:p>
+            <w:pPr>
+              <w:spacing w:after="0" w:line="240" w:lineRule="auto"/>
+              <w:ind w:left="0" w:right="0" w:firstLine="0"/>
+              <w:jc w:val="left"/>
+            </w:pPr>
+            <w:r>
+              <w:rPr>
+                <w:rFonts w:ascii="Times New Roman" w:cs="Times New Roman" w:eastAsia="Times New Roman" w:hAnsi="Times New Roman"/>
+                <w:b w:val="false"/>
+                <w:bCs w:val="false"/>
+                <w:i w:val="false"/>
+                <w:iCs w:val="false"/>
+                <w:color w:val="000000"/>
+                <w:sz w:val="20"/>
+                <w:szCs w:val="20"/>
+              </w:rPr>
+              <w:t xml:space="preserve">5</w:t>
+            </w:r>
+          </w:p>
+        </w:tc>
+        <w:tc>
+          <w:tcPr>
+            <w:tcW w:type="dxa" w:w="1223"/>
+            <w:tcBorders>
+              <w:top w:val="single" w:color="000000" w:sz="4"/>
+              <w:left w:val="single" w:color="000000" w:sz="4"/>
+              <w:bottom w:val="single" w:color="000000" w:sz="4"/>
+              <w:right w:val="single" w:color="000000" w:sz="4"/>
+            </w:tcBorders>
+            <w:tcMar>
+              <w:top w:type="dxa" w:w="60"/>
+              <w:left w:type="dxa" w:w="90"/>
+              <w:bottom w:type="dxa" w:w="60"/>
+              <w:right w:type="dxa" w:w="90"/>
+            </w:tcMar>
+            <w:vAlign w:val="center"/>
+          </w:tcPr>
+          <w:p>
+            <w:pPr>
+              <w:spacing w:after="0" w:line="240" w:lineRule="auto"/>
+              <w:ind w:left="0" w:right="0" w:firstLine="0"/>
+              <w:jc w:val="left"/>
+            </w:pPr>
+            <w:r>
+              <w:rPr>
+                <w:rFonts w:ascii="Times New Roman" w:cs="Times New Roman" w:eastAsia="Times New Roman" w:hAnsi="Times New Roman"/>
+                <w:b w:val="false"/>
+                <w:bCs w:val="false"/>
+                <w:i w:val="false"/>
+                <w:iCs w:val="false"/>
+                <w:color w:val="000000"/>
+                <w:sz w:val="20"/>
+                <w:szCs w:val="20"/>
+              </w:rPr>
+              <w:t xml:space="preserve">SEC-05</w:t>
+            </w:r>
+          </w:p>
+        </w:tc>
+        <w:tc>
+          <w:tcPr>
+            <w:tcW w:type="dxa" w:w="2634"/>
+            <w:tcBorders>
+              <w:top w:val="single" w:color="000000" w:sz="4"/>
+              <w:left w:val="single" w:color="000000" w:sz="4"/>
+              <w:bottom w:val="single" w:color="000000" w:sz="4"/>
+              <w:right w:val="single" w:color="000000" w:sz="4"/>
+            </w:tcBorders>
+            <w:tcMar>
+              <w:top w:type="dxa" w:w="60"/>
+              <w:left w:type="dxa" w:w="90"/>
+              <w:bottom w:type="dxa" w:w="60"/>
+              <w:right w:type="dxa" w:w="90"/>
+            </w:tcMar>
+            <w:vAlign w:val="center"/>
+          </w:tcPr>
+          <w:p>
+            <w:pPr>
+              <w:spacing w:after="0" w:line="240" w:lineRule="auto"/>
+              <w:ind w:left="0" w:right="0" w:firstLine="0"/>
+              <w:jc w:val="left"/>
+            </w:pPr>
+            <w:r>
+              <w:rPr>
+                <w:rFonts w:ascii="Times New Roman" w:cs="Times New Roman" w:eastAsia="Times New Roman" w:hAnsi="Times New Roman"/>
+                <w:b w:val="false"/>
+                <w:bCs w:val="false"/>
+                <w:i w:val="false"/>
+                <w:iCs w:val="false"/>
+                <w:color w:val="000000"/>
+                <w:sz w:val="20"/>
+                <w:szCs w:val="20"/>
+              </w:rPr>
+              <w:t xml:space="preserve">Downloading a patient history summary creates no distinct audit event. Browser generation reuses data from the earlier detail read, and access_route does not permit export</w:t>
+            </w:r>
+          </w:p>
+        </w:tc>
+        <w:tc>
+          <w:tcPr>
+            <w:tcW w:type="dxa" w:w="2540"/>
+            <w:tcBorders>
+              <w:top w:val="single" w:color="000000" w:sz="4"/>
+              <w:left w:val="single" w:color="000000" w:sz="4"/>
+              <w:bottom w:val="single" w:color="000000" w:sz="4"/>
+              <w:right w:val="single" w:color="000000" w:sz="4"/>
+            </w:tcBorders>
+            <w:tcMar>
+              <w:top w:type="dxa" w:w="60"/>
+              <w:left w:type="dxa" w:w="90"/>
+              <w:bottom w:type="dxa" w:w="60"/>
+              <w:right w:type="dxa" w:w="90"/>
+            </w:tcMar>
+            <w:vAlign w:val="center"/>
+          </w:tcPr>
+          <w:p>
+            <w:pPr>
+              <w:spacing w:after="0" w:line="240" w:lineRule="auto"/>
+              <w:ind w:left="0" w:right="0" w:firstLine="0"/>
+              <w:jc w:val="left"/>
+            </w:pPr>
+            <w:r>
+              <w:rPr>
+                <w:rFonts w:ascii="Times New Roman" w:cs="Times New Roman" w:eastAsia="Times New Roman" w:hAnsi="Times New Roman"/>
+                <w:b w:val="false"/>
+                <w:bCs w:val="false"/>
+                <w:i w:val="false"/>
+                <w:iCs w:val="false"/>
+                <w:color w:val="000000"/>
+                <w:sz w:val="20"/>
+                <w:szCs w:val="20"/>
+              </w:rPr>
+              <w:t xml:space="preserve">An ordinary view and creation of a portable clinical file are indistinguishable, so later disclosure cannot be reconstructed from the access record</w:t>
+            </w:r>
+          </w:p>
+        </w:tc>
+        <w:tc>
+          <w:tcPr>
+            <w:tcW w:type="dxa" w:w="2728"/>
+            <w:tcBorders>
+              <w:top w:val="single" w:color="000000" w:sz="4"/>
+              <w:left w:val="single" w:color="000000" w:sz="4"/>
+              <w:bottom w:val="single" w:color="000000" w:sz="4"/>
+              <w:right w:val="single" w:color="000000" w:sz="4"/>
+            </w:tcBorders>
+            <w:tcMar>
+              <w:top w:type="dxa" w:w="60"/>
+              <w:left w:type="dxa" w:w="90"/>
+              <w:bottom w:type="dxa" w:w="60"/>
+              <w:right w:type="dxa" w:w="90"/>
+            </w:tcMar>
+            <w:vAlign w:val="center"/>
+          </w:tcPr>
+          <w:p>
+            <w:pPr>
+              <w:spacing w:after="0" w:line="240" w:lineRule="auto"/>
+              <w:ind w:left="0" w:right="0" w:firstLine="0"/>
+              <w:jc w:val="left"/>
+            </w:pPr>
+            <w:r>
+              <w:rPr>
+                <w:rFonts w:ascii="Times New Roman" w:cs="Times New Roman" w:eastAsia="Times New Roman" w:hAnsi="Times New Roman"/>
+                <w:b w:val="false"/>
+                <w:bCs w:val="false"/>
+                <w:i w:val="false"/>
+                <w:iCs w:val="false"/>
+                <w:color w:val="000000"/>
+                <w:sz w:val="20"/>
+                <w:szCs w:val="20"/>
+              </w:rPr>
+              <w:t xml:space="preserve">Permit an export event, write it immediately before generation, and refuse the download if the audit write fails. Resolve DEC-037</w:t>
+            </w:r>
+          </w:p>
+        </w:tc>
+      </w:tr>
+      <w:tr>
+        <w:tc>
+          <w:tcPr>
+            <w:tcW w:type="dxa" w:w="620"/>
+            <w:tcBorders>
+              <w:top w:val="single" w:color="000000" w:sz="4"/>
+              <w:left w:val="single" w:color="000000" w:sz="4"/>
+              <w:bottom w:val="single" w:color="000000" w:sz="4"/>
+              <w:right w:val="single" w:color="000000" w:sz="4"/>
+            </w:tcBorders>
+            <w:tcMar>
+              <w:top w:type="dxa" w:w="60"/>
+              <w:left w:type="dxa" w:w="90"/>
+              <w:bottom w:type="dxa" w:w="60"/>
+              <w:right w:type="dxa" w:w="90"/>
+            </w:tcMar>
+            <w:vAlign w:val="center"/>
+          </w:tcPr>
+          <w:p>
+            <w:pPr>
+              <w:spacing w:after="0" w:line="240" w:lineRule="auto"/>
+              <w:ind w:left="0" w:right="0" w:firstLine="0"/>
+              <w:jc w:val="left"/>
+            </w:pPr>
+            <w:r>
+              <w:rPr>
+                <w:rFonts w:ascii="Times New Roman" w:cs="Times New Roman" w:eastAsia="Times New Roman" w:hAnsi="Times New Roman"/>
+                <w:b w:val="false"/>
+                <w:bCs w:val="false"/>
+                <w:i w:val="false"/>
+                <w:iCs w:val="false"/>
+                <w:color w:val="000000"/>
+                <w:sz w:val="20"/>
+                <w:szCs w:val="20"/>
+              </w:rPr>
+              <w:t xml:space="preserve">6</w:t>
+            </w:r>
+          </w:p>
+        </w:tc>
+        <w:tc>
+          <w:tcPr>
+            <w:tcW w:type="dxa" w:w="1223"/>
+            <w:tcBorders>
+              <w:top w:val="single" w:color="000000" w:sz="4"/>
+              <w:left w:val="single" w:color="000000" w:sz="4"/>
+              <w:bottom w:val="single" w:color="000000" w:sz="4"/>
+              <w:right w:val="single" w:color="000000" w:sz="4"/>
+            </w:tcBorders>
+            <w:tcMar>
+              <w:top w:type="dxa" w:w="60"/>
+              <w:left w:type="dxa" w:w="90"/>
+              <w:bottom w:type="dxa" w:w="60"/>
+              <w:right w:type="dxa" w:w="90"/>
+            </w:tcMar>
+            <w:vAlign w:val="center"/>
+          </w:tcPr>
+          <w:p>
+            <w:pPr>
+              <w:spacing w:after="0" w:line="240" w:lineRule="auto"/>
+              <w:ind w:left="0" w:right="0" w:firstLine="0"/>
+              <w:jc w:val="left"/>
+            </w:pPr>
+            <w:r>
+              <w:rPr>
+                <w:rFonts w:ascii="Times New Roman" w:cs="Times New Roman" w:eastAsia="Times New Roman" w:hAnsi="Times New Roman"/>
+                <w:b w:val="false"/>
+                <w:bCs w:val="false"/>
+                <w:i w:val="false"/>
+                <w:iCs w:val="false"/>
+                <w:color w:val="000000"/>
+                <w:sz w:val="20"/>
+                <w:szCs w:val="20"/>
+              </w:rPr>
+              <w:t xml:space="preserve">SEC-06</w:t>
+            </w:r>
+          </w:p>
+        </w:tc>
+        <w:tc>
+          <w:tcPr>
+            <w:tcW w:type="dxa" w:w="2634"/>
+            <w:tcBorders>
+              <w:top w:val="single" w:color="000000" w:sz="4"/>
+              <w:left w:val="single" w:color="000000" w:sz="4"/>
+              <w:bottom w:val="single" w:color="000000" w:sz="4"/>
+              <w:right w:val="single" w:color="000000" w:sz="4"/>
+            </w:tcBorders>
+            <w:tcMar>
+              <w:top w:type="dxa" w:w="60"/>
+              <w:left w:type="dxa" w:w="90"/>
+              <w:bottom w:type="dxa" w:w="60"/>
+              <w:right w:type="dxa" w:w="90"/>
+            </w:tcMar>
+            <w:vAlign w:val="center"/>
+          </w:tcPr>
+          <w:p>
+            <w:pPr>
+              <w:spacing w:after="0" w:line="240" w:lineRule="auto"/>
+              <w:ind w:left="0" w:right="0" w:firstLine="0"/>
+              <w:jc w:val="left"/>
+            </w:pPr>
+            <w:r>
+              <w:rPr>
+                <w:rFonts w:ascii="Times New Roman" w:cs="Times New Roman" w:eastAsia="Times New Roman" w:hAnsi="Times New Roman"/>
+                <w:b w:val="false"/>
+                <w:bCs w:val="false"/>
+                <w:i w:val="false"/>
+                <w:iCs w:val="false"/>
+                <w:color w:val="000000"/>
+                <w:sz w:val="20"/>
+                <w:szCs w:val="20"/>
+              </w:rPr>
+              <w:t xml:space="preserve">Clinical authenticates to the internal metrics ingest route with a shared bearer secret</w:t>
+            </w:r>
+          </w:p>
+        </w:tc>
+        <w:tc>
+          <w:tcPr>
+            <w:tcW w:type="dxa" w:w="2540"/>
+            <w:tcBorders>
+              <w:top w:val="single" w:color="000000" w:sz="4"/>
+              <w:left w:val="single" w:color="000000" w:sz="4"/>
+              <w:bottom w:val="single" w:color="000000" w:sz="4"/>
+              <w:right w:val="single" w:color="000000" w:sz="4"/>
+            </w:tcBorders>
+            <w:tcMar>
+              <w:top w:type="dxa" w:w="60"/>
+              <w:left w:type="dxa" w:w="90"/>
+              <w:bottom w:type="dxa" w:w="60"/>
+              <w:right w:type="dxa" w:w="90"/>
+            </w:tcMar>
+            <w:vAlign w:val="center"/>
+          </w:tcPr>
+          <w:p>
+            <w:pPr>
+              <w:spacing w:after="0" w:line="240" w:lineRule="auto"/>
+              <w:ind w:left="0" w:right="0" w:firstLine="0"/>
+              <w:jc w:val="left"/>
+            </w:pPr>
+            <w:r>
+              <w:rPr>
+                <w:rFonts w:ascii="Times New Roman" w:cs="Times New Roman" w:eastAsia="Times New Roman" w:hAnsi="Times New Roman"/>
+                <w:b w:val="false"/>
+                <w:bCs w:val="false"/>
+                <w:i w:val="false"/>
+                <w:iCs w:val="false"/>
+                <w:color w:val="000000"/>
+                <w:sz w:val="20"/>
+                <w:szCs w:val="20"/>
+              </w:rPr>
+              <w:t xml:space="preserve">The caller has no scoped service identity, and rotating or attributing one shared credential is weaker than the identity controls used elsewhere</w:t>
+            </w:r>
+          </w:p>
+        </w:tc>
+        <w:tc>
+          <w:tcPr>
+            <w:tcW w:type="dxa" w:w="2728"/>
+            <w:tcBorders>
+              <w:top w:val="single" w:color="000000" w:sz="4"/>
+              <w:left w:val="single" w:color="000000" w:sz="4"/>
+              <w:bottom w:val="single" w:color="000000" w:sz="4"/>
+              <w:right w:val="single" w:color="000000" w:sz="4"/>
+            </w:tcBorders>
+            <w:tcMar>
+              <w:top w:type="dxa" w:w="60"/>
+              <w:left w:type="dxa" w:w="90"/>
+              <w:bottom w:type="dxa" w:w="60"/>
+              <w:right w:type="dxa" w:w="90"/>
+            </w:tcMar>
+            <w:vAlign w:val="center"/>
+          </w:tcPr>
+          <w:p>
+            <w:pPr>
+              <w:spacing w:after="0" w:line="240" w:lineRule="auto"/>
+              <w:ind w:left="0" w:right="0" w:firstLine="0"/>
+              <w:jc w:val="left"/>
+            </w:pPr>
+            <w:r>
+              <w:rPr>
+                <w:rFonts w:ascii="Times New Roman" w:cs="Times New Roman" w:eastAsia="Times New Roman" w:hAnsi="Times New Roman"/>
+                <w:b w:val="false"/>
+                <w:bCs w:val="false"/>
+                <w:i w:val="false"/>
+                <w:iCs w:val="false"/>
+                <w:color w:val="000000"/>
+                <w:sz w:val="20"/>
+                <w:szCs w:val="20"/>
+              </w:rPr>
+              <w:t xml:space="preserve">Register a confidential Keycloak client with only the leave-ingest scope and validate its token at metrics before production</w:t>
             </w:r>
           </w:p>
         </w:tc>
@@ -5949,7 +6702,7 @@
         <w:ind w:left="0" w:right="0" w:firstLine="0"/>
         <w:jc w:val="left"/>
       </w:pPr>
-      <w:bookmarkStart w:name="h_13" w:id="116"/>
+      <w:bookmarkStart w:name="h_16" w:id="1"/>
       <w:r>
         <w:rPr>
           <w:rFonts w:ascii="Times New Roman" w:cs="Times New Roman" w:eastAsia="Times New Roman" w:hAnsi="Times New Roman"/>
@@ -5961,9 +6714,9 @@
           <w:sz w:val="24"/>
           <w:szCs w:val="24"/>
         </w:rPr>
-        <w:t xml:space="preserve">Medium Findings</w:t>
+        <w:t xml:space="preserve">Medium findings</w:t>
       </w:r>
-      <w:bookmarkEnd w:id="116"/>
+      <w:bookmarkEnd w:id="1"/>
     </w:p>
     <w:p>
       <w:pPr>
@@ -5972,7 +6725,7 @@
         <w:ind w:left="0" w:right="0" w:firstLine="0"/>
         <w:jc w:val="left"/>
       </w:pPr>
-      <w:bookmarkStart w:name="tbl_3_2" w:id="117"/>
+      <w:bookmarkStart w:name="tbl_3_2" w:id="1"/>
       <w:r>
         <w:rPr>
           <w:rFonts w:ascii="Times New Roman" w:cs="Times New Roman" w:eastAsia="Times New Roman" w:hAnsi="Times New Roman"/>
@@ -5986,7 +6739,7 @@
         </w:rPr>
         <w:t xml:space="preserve">Table 3.2</w:t>
       </w:r>
-      <w:bookmarkEnd w:id="117"/>
+      <w:bookmarkEnd w:id="1"/>
       <w:r>
         <w:rPr>
           <w:rFonts w:ascii="Times New Roman" w:cs="Times New Roman" w:eastAsia="Times New Roman" w:hAnsi="Times New Roman"/>
@@ -5998,7 +6751,7 @@
           <w:sz w:val="18"/>
           <w:szCs w:val="18"/>
         </w:rPr>
-        <w:t xml:space="preserve">: Medium Severity Findings</w:t>
+        <w:t xml:space="preserve">: Medium severity findings</w:t>
       </w:r>
     </w:p>
     <w:tbl>
@@ -6293,7 +7046,7 @@
                 <w:sz w:val="20"/>
                 <w:szCs w:val="20"/>
               </w:rPr>
-              <w:t xml:space="preserve">SEC-05</w:t>
+              <w:t xml:space="preserve">SEC-07</w:t>
             </w:r>
           </w:p>
         </w:tc>
@@ -6485,7 +7238,7 @@
                 <w:sz w:val="20"/>
                 <w:szCs w:val="20"/>
               </w:rPr>
-              <w:t xml:space="preserve">SEC-06</w:t>
+              <w:t xml:space="preserve">SEC-08</w:t>
             </w:r>
           </w:p>
         </w:tc>
@@ -6523,7 +7276,7 @@
                 <w:sz w:val="20"/>
                 <w:szCs w:val="20"/>
               </w:rPr>
-              <w:t xml:space="preserve">There is no rate limit on the sign in path</w:t>
+              <w:t xml:space="preserve">There is no rate limit on the sign-in path</w:t>
             </w:r>
           </w:p>
         </w:tc>
@@ -6677,7 +7430,7 @@
                 <w:sz w:val="20"/>
                 <w:szCs w:val="20"/>
               </w:rPr>
-              <w:t xml:space="preserve">SEC-07</w:t>
+              <w:t xml:space="preserve">SEC-09</w:t>
             </w:r>
           </w:p>
         </w:tc>
@@ -6869,7 +7622,7 @@
                 <w:sz w:val="20"/>
                 <w:szCs w:val="20"/>
               </w:rPr>
-              <w:t xml:space="preserve">SEC-08</w:t>
+              <w:t xml:space="preserve">SEC-10</w:t>
             </w:r>
           </w:p>
         </w:tc>
@@ -7061,7 +7814,7 @@
                 <w:sz w:val="20"/>
                 <w:szCs w:val="20"/>
               </w:rPr>
-              <w:t xml:space="preserve">SEC-09</w:t>
+              <w:t xml:space="preserve">SEC-11</w:t>
             </w:r>
           </w:p>
         </w:tc>
@@ -7176,6 +7929,198 @@
                 <w:szCs w:val="20"/>
               </w:rPr>
               <w:t xml:space="preserve">Add scanning to the build once a pipeline exists</w:t>
+            </w:r>
+          </w:p>
+        </w:tc>
+      </w:tr>
+      <w:tr>
+        <w:tc>
+          <w:tcPr>
+            <w:tcW w:type="dxa" w:w="620"/>
+            <w:tcBorders>
+              <w:top w:val="single" w:color="000000" w:sz="4"/>
+              <w:left w:val="single" w:color="000000" w:sz="4"/>
+              <w:bottom w:val="single" w:color="000000" w:sz="4"/>
+              <w:right w:val="single" w:color="000000" w:sz="4"/>
+            </w:tcBorders>
+            <w:tcMar>
+              <w:top w:type="dxa" w:w="60"/>
+              <w:left w:type="dxa" w:w="90"/>
+              <w:bottom w:type="dxa" w:w="60"/>
+              <w:right w:type="dxa" w:w="90"/>
+            </w:tcMar>
+            <w:vAlign w:val="center"/>
+          </w:tcPr>
+          <w:p>
+            <w:pPr>
+              <w:spacing w:after="0" w:line="240" w:lineRule="auto"/>
+              <w:ind w:left="0" w:right="0" w:firstLine="0"/>
+              <w:jc w:val="left"/>
+            </w:pPr>
+            <w:r>
+              <w:rPr>
+                <w:rFonts w:ascii="Times New Roman" w:cs="Times New Roman" w:eastAsia="Times New Roman" w:hAnsi="Times New Roman"/>
+                <w:b w:val="false"/>
+                <w:bCs w:val="false"/>
+                <w:i w:val="false"/>
+                <w:iCs w:val="false"/>
+                <w:color w:val="000000"/>
+                <w:sz w:val="20"/>
+                <w:szCs w:val="20"/>
+              </w:rPr>
+              <w:t xml:space="preserve">6</w:t>
+            </w:r>
+          </w:p>
+        </w:tc>
+        <w:tc>
+          <w:tcPr>
+            <w:tcW w:type="dxa" w:w="1223"/>
+            <w:tcBorders>
+              <w:top w:val="single" w:color="000000" w:sz="4"/>
+              <w:left w:val="single" w:color="000000" w:sz="4"/>
+              <w:bottom w:val="single" w:color="000000" w:sz="4"/>
+              <w:right w:val="single" w:color="000000" w:sz="4"/>
+            </w:tcBorders>
+            <w:tcMar>
+              <w:top w:type="dxa" w:w="60"/>
+              <w:left w:type="dxa" w:w="90"/>
+              <w:bottom w:type="dxa" w:w="60"/>
+              <w:right w:type="dxa" w:w="90"/>
+            </w:tcMar>
+            <w:vAlign w:val="center"/>
+          </w:tcPr>
+          <w:p>
+            <w:pPr>
+              <w:spacing w:after="0" w:line="240" w:lineRule="auto"/>
+              <w:ind w:left="0" w:right="0" w:firstLine="0"/>
+              <w:jc w:val="left"/>
+            </w:pPr>
+            <w:r>
+              <w:rPr>
+                <w:rFonts w:ascii="Times New Roman" w:cs="Times New Roman" w:eastAsia="Times New Roman" w:hAnsi="Times New Roman"/>
+                <w:b w:val="false"/>
+                <w:bCs w:val="false"/>
+                <w:i w:val="false"/>
+                <w:iCs w:val="false"/>
+                <w:color w:val="000000"/>
+                <w:sz w:val="20"/>
+                <w:szCs w:val="20"/>
+              </w:rPr>
+              <w:t xml:space="preserve">SEC-12</w:t>
+            </w:r>
+          </w:p>
+        </w:tc>
+        <w:tc>
+          <w:tcPr>
+            <w:tcW w:type="dxa" w:w="2634"/>
+            <w:tcBorders>
+              <w:top w:val="single" w:color="000000" w:sz="4"/>
+              <w:left w:val="single" w:color="000000" w:sz="4"/>
+              <w:bottom w:val="single" w:color="000000" w:sz="4"/>
+              <w:right w:val="single" w:color="000000" w:sz="4"/>
+            </w:tcBorders>
+            <w:tcMar>
+              <w:top w:type="dxa" w:w="60"/>
+              <w:left w:type="dxa" w:w="90"/>
+              <w:bottom w:type="dxa" w:w="60"/>
+              <w:right w:type="dxa" w:w="90"/>
+            </w:tcMar>
+            <w:vAlign w:val="center"/>
+          </w:tcPr>
+          <w:p>
+            <w:pPr>
+              <w:spacing w:after="0" w:line="240" w:lineRule="auto"/>
+              <w:ind w:left="0" w:right="0" w:firstLine="0"/>
+              <w:jc w:val="left"/>
+            </w:pPr>
+            <w:r>
+              <w:rPr>
+                <w:rFonts w:ascii="Times New Roman" w:cs="Times New Roman" w:eastAsia="Times New Roman" w:hAnsi="Times New Roman"/>
+                <w:b w:val="false"/>
+                <w:bCs w:val="false"/>
+                <w:i w:val="false"/>
+                <w:iCs w:val="false"/>
+                <w:color w:val="000000"/>
+                <w:sz w:val="20"/>
+                <w:szCs w:val="20"/>
+              </w:rPr>
+              <w:t xml:space="preserve">The k3s clinical database URL requires TLS, but the clinical PostgreSQL StatefulSet configures no server certificate</w:t>
+            </w:r>
+          </w:p>
+        </w:tc>
+        <w:tc>
+          <w:tcPr>
+            <w:tcW w:type="dxa" w:w="2540"/>
+            <w:tcBorders>
+              <w:top w:val="single" w:color="000000" w:sz="4"/>
+              <w:left w:val="single" w:color="000000" w:sz="4"/>
+              <w:bottom w:val="single" w:color="000000" w:sz="4"/>
+              <w:right w:val="single" w:color="000000" w:sz="4"/>
+            </w:tcBorders>
+            <w:tcMar>
+              <w:top w:type="dxa" w:w="60"/>
+              <w:left w:type="dxa" w:w="90"/>
+              <w:bottom w:type="dxa" w:w="60"/>
+              <w:right w:type="dxa" w:w="90"/>
+            </w:tcMar>
+            <w:vAlign w:val="center"/>
+          </w:tcPr>
+          <w:p>
+            <w:pPr>
+              <w:spacing w:after="0" w:line="240" w:lineRule="auto"/>
+              <w:ind w:left="0" w:right="0" w:firstLine="0"/>
+              <w:jc w:val="left"/>
+            </w:pPr>
+            <w:r>
+              <w:rPr>
+                <w:rFonts w:ascii="Times New Roman" w:cs="Times New Roman" w:eastAsia="Times New Roman" w:hAnsi="Times New Roman"/>
+                <w:b w:val="false"/>
+                <w:bCs w:val="false"/>
+                <w:i w:val="false"/>
+                <w:iCs w:val="false"/>
+                <w:color w:val="000000"/>
+                <w:sz w:val="20"/>
+                <w:szCs w:val="20"/>
+              </w:rPr>
+              <w:t xml:space="preserve">The clinical service would fail to connect as written. Weakening the URL to make it start would silently remove a required control</w:t>
+            </w:r>
+          </w:p>
+        </w:tc>
+        <w:tc>
+          <w:tcPr>
+            <w:tcW w:type="dxa" w:w="2728"/>
+            <w:tcBorders>
+              <w:top w:val="single" w:color="000000" w:sz="4"/>
+              <w:left w:val="single" w:color="000000" w:sz="4"/>
+              <w:bottom w:val="single" w:color="000000" w:sz="4"/>
+              <w:right w:val="single" w:color="000000" w:sz="4"/>
+            </w:tcBorders>
+            <w:tcMar>
+              <w:top w:type="dxa" w:w="60"/>
+              <w:left w:type="dxa" w:w="90"/>
+              <w:bottom w:type="dxa" w:w="60"/>
+              <w:right w:type="dxa" w:w="90"/>
+            </w:tcMar>
+            <w:vAlign w:val="center"/>
+          </w:tcPr>
+          <w:p>
+            <w:pPr>
+              <w:spacing w:after="0" w:line="240" w:lineRule="auto"/>
+              <w:ind w:left="0" w:right="0" w:firstLine="0"/>
+              <w:jc w:val="left"/>
+            </w:pPr>
+            <w:r>
+              <w:rPr>
+                <w:rFonts w:ascii="Times New Roman" w:cs="Times New Roman" w:eastAsia="Times New Roman" w:hAnsi="Times New Roman"/>
+                <w:b w:val="false"/>
+                <w:bCs w:val="false"/>
+                <w:i w:val="false"/>
+                <w:iCs w:val="false"/>
+                <w:color w:val="000000"/>
+                <w:sz w:val="20"/>
+                <w:szCs w:val="20"/>
+              </w:rPr>
+              <w:t xml:space="preserve">ICT supplies the server certificate and PostgreSQL TLS configuration, or approves a different connection policy in writing</w:t>
             </w:r>
           </w:p>
         </w:tc>
@@ -7192,7 +8137,7 @@
         <w:ind w:left="0" w:right="0" w:firstLine="0"/>
         <w:jc w:val="left"/>
       </w:pPr>
-      <w:bookmarkStart w:name="h_14" w:id="118"/>
+      <w:bookmarkStart w:name="h_17" w:id="1"/>
       <w:r>
         <w:rPr>
           <w:rFonts w:ascii="Times New Roman" w:cs="Times New Roman" w:eastAsia="Times New Roman" w:hAnsi="Times New Roman"/>
@@ -7204,9 +8149,9 @@
           <w:sz w:val="24"/>
           <w:szCs w:val="24"/>
         </w:rPr>
-        <w:t xml:space="preserve">Low Findings and Observations</w:t>
+        <w:t xml:space="preserve">Low findings and observations</w:t>
       </w:r>
-      <w:bookmarkEnd w:id="118"/>
+      <w:bookmarkEnd w:id="1"/>
     </w:p>
     <w:p>
       <w:pPr>
@@ -7215,7 +8160,7 @@
         <w:ind w:left="0" w:right="0" w:firstLine="0"/>
         <w:jc w:val="left"/>
       </w:pPr>
-      <w:bookmarkStart w:name="tbl_3_3" w:id="119"/>
+      <w:bookmarkStart w:name="tbl_3_3" w:id="1"/>
       <w:r>
         <w:rPr>
           <w:rFonts w:ascii="Times New Roman" w:cs="Times New Roman" w:eastAsia="Times New Roman" w:hAnsi="Times New Roman"/>
@@ -7229,7 +8174,7 @@
         </w:rPr>
         <w:t xml:space="preserve">Table 3.3</w:t>
       </w:r>
-      <w:bookmarkEnd w:id="119"/>
+      <w:bookmarkEnd w:id="1"/>
       <w:r>
         <w:rPr>
           <w:rFonts w:ascii="Times New Roman" w:cs="Times New Roman" w:eastAsia="Times New Roman" w:hAnsi="Times New Roman"/>
@@ -7241,7 +8186,7 @@
           <w:sz w:val="18"/>
           <w:szCs w:val="18"/>
         </w:rPr>
-        <w:t xml:space="preserve">: Low Severity Findings and Observations</w:t>
+        <w:t xml:space="preserve">: Low severity findings and observations</w:t>
       </w:r>
     </w:p>
     <w:tbl>
@@ -7536,7 +8481,7 @@
                 <w:sz w:val="20"/>
                 <w:szCs w:val="20"/>
               </w:rPr>
-              <w:t xml:space="preserve">SEC-10</w:t>
+              <w:t xml:space="preserve">SEC-13</w:t>
             </w:r>
           </w:p>
         </w:tc>
@@ -7728,7 +8673,7 @@
                 <w:sz w:val="20"/>
                 <w:szCs w:val="20"/>
               </w:rPr>
-              <w:t xml:space="preserve">SEC-11</w:t>
+              <w:t xml:space="preserve">SEC-14</w:t>
             </w:r>
           </w:p>
         </w:tc>
@@ -7920,7 +8865,7 @@
                 <w:sz w:val="20"/>
                 <w:szCs w:val="20"/>
               </w:rPr>
-              <w:t xml:space="preserve">SEC-12</w:t>
+              <w:t xml:space="preserve">SEC-15</w:t>
             </w:r>
           </w:p>
         </w:tc>
@@ -8034,7 +8979,199 @@
                 <w:sz w:val="20"/>
                 <w:szCs w:val="20"/>
               </w:rPr>
-              <w:t xml:space="preserve">No action. This is deliberate and correct, and is recorded so it is not mistaken for a gap</w:t>
+              <w:t xml:space="preserve">No action. This is deliberate, and is recorded so it is not mistaken for a missing server-side control</w:t>
+            </w:r>
+          </w:p>
+        </w:tc>
+      </w:tr>
+      <w:tr>
+        <w:tc>
+          <w:tcPr>
+            <w:tcW w:type="dxa" w:w="620"/>
+            <w:tcBorders>
+              <w:top w:val="single" w:color="000000" w:sz="4"/>
+              <w:left w:val="single" w:color="000000" w:sz="4"/>
+              <w:bottom w:val="single" w:color="000000" w:sz="4"/>
+              <w:right w:val="single" w:color="000000" w:sz="4"/>
+            </w:tcBorders>
+            <w:tcMar>
+              <w:top w:type="dxa" w:w="60"/>
+              <w:left w:type="dxa" w:w="90"/>
+              <w:bottom w:type="dxa" w:w="60"/>
+              <w:right w:type="dxa" w:w="90"/>
+            </w:tcMar>
+            <w:vAlign w:val="center"/>
+          </w:tcPr>
+          <w:p>
+            <w:pPr>
+              <w:spacing w:after="0" w:line="240" w:lineRule="auto"/>
+              <w:ind w:left="0" w:right="0" w:firstLine="0"/>
+              <w:jc w:val="left"/>
+            </w:pPr>
+            <w:r>
+              <w:rPr>
+                <w:rFonts w:ascii="Times New Roman" w:cs="Times New Roman" w:eastAsia="Times New Roman" w:hAnsi="Times New Roman"/>
+                <w:b w:val="false"/>
+                <w:bCs w:val="false"/>
+                <w:i w:val="false"/>
+                <w:iCs w:val="false"/>
+                <w:color w:val="000000"/>
+                <w:sz w:val="20"/>
+                <w:szCs w:val="20"/>
+              </w:rPr>
+              <w:t xml:space="preserve">4</w:t>
+            </w:r>
+          </w:p>
+        </w:tc>
+        <w:tc>
+          <w:tcPr>
+            <w:tcW w:type="dxa" w:w="1223"/>
+            <w:tcBorders>
+              <w:top w:val="single" w:color="000000" w:sz="4"/>
+              <w:left w:val="single" w:color="000000" w:sz="4"/>
+              <w:bottom w:val="single" w:color="000000" w:sz="4"/>
+              <w:right w:val="single" w:color="000000" w:sz="4"/>
+            </w:tcBorders>
+            <w:tcMar>
+              <w:top w:type="dxa" w:w="60"/>
+              <w:left w:type="dxa" w:w="90"/>
+              <w:bottom w:type="dxa" w:w="60"/>
+              <w:right w:type="dxa" w:w="90"/>
+            </w:tcMar>
+            <w:vAlign w:val="center"/>
+          </w:tcPr>
+          <w:p>
+            <w:pPr>
+              <w:spacing w:after="0" w:line="240" w:lineRule="auto"/>
+              <w:ind w:left="0" w:right="0" w:firstLine="0"/>
+              <w:jc w:val="left"/>
+            </w:pPr>
+            <w:r>
+              <w:rPr>
+                <w:rFonts w:ascii="Times New Roman" w:cs="Times New Roman" w:eastAsia="Times New Roman" w:hAnsi="Times New Roman"/>
+                <w:b w:val="false"/>
+                <w:bCs w:val="false"/>
+                <w:i w:val="false"/>
+                <w:iCs w:val="false"/>
+                <w:color w:val="000000"/>
+                <w:sz w:val="20"/>
+                <w:szCs w:val="20"/>
+              </w:rPr>
+              <w:t xml:space="preserve">SEC-16</w:t>
+            </w:r>
+          </w:p>
+        </w:tc>
+        <w:tc>
+          <w:tcPr>
+            <w:tcW w:type="dxa" w:w="1317"/>
+            <w:tcBorders>
+              <w:top w:val="single" w:color="000000" w:sz="4"/>
+              <w:left w:val="single" w:color="000000" w:sz="4"/>
+              <w:bottom w:val="single" w:color="000000" w:sz="4"/>
+              <w:right w:val="single" w:color="000000" w:sz="4"/>
+            </w:tcBorders>
+            <w:tcMar>
+              <w:top w:type="dxa" w:w="60"/>
+              <w:left w:type="dxa" w:w="90"/>
+              <w:bottom w:type="dxa" w:w="60"/>
+              <w:right w:type="dxa" w:w="90"/>
+            </w:tcMar>
+            <w:vAlign w:val="center"/>
+          </w:tcPr>
+          <w:p>
+            <w:pPr>
+              <w:spacing w:after="0" w:line="240" w:lineRule="auto"/>
+              <w:ind w:left="0" w:right="0" w:firstLine="0"/>
+              <w:jc w:val="left"/>
+            </w:pPr>
+            <w:r>
+              <w:rPr>
+                <w:rFonts w:ascii="Times New Roman" w:cs="Times New Roman" w:eastAsia="Times New Roman" w:hAnsi="Times New Roman"/>
+                <w:b w:val="false"/>
+                <w:bCs w:val="false"/>
+                <w:i w:val="false"/>
+                <w:iCs w:val="false"/>
+                <w:color w:val="000000"/>
+                <w:sz w:val="20"/>
+                <w:szCs w:val="20"/>
+              </w:rPr>
+              <w:t xml:space="preserve">Observation</w:t>
+            </w:r>
+          </w:p>
+        </w:tc>
+        <w:tc>
+          <w:tcPr>
+            <w:tcW w:type="dxa" w:w="3763"/>
+            <w:tcBorders>
+              <w:top w:val="single" w:color="000000" w:sz="4"/>
+              <w:left w:val="single" w:color="000000" w:sz="4"/>
+              <w:bottom w:val="single" w:color="000000" w:sz="4"/>
+              <w:right w:val="single" w:color="000000" w:sz="4"/>
+            </w:tcBorders>
+            <w:tcMar>
+              <w:top w:type="dxa" w:w="60"/>
+              <w:left w:type="dxa" w:w="90"/>
+              <w:bottom w:type="dxa" w:w="60"/>
+              <w:right w:type="dxa" w:w="90"/>
+            </w:tcMar>
+            <w:vAlign w:val="center"/>
+          </w:tcPr>
+          <w:p>
+            <w:pPr>
+              <w:spacing w:after="0" w:line="240" w:lineRule="auto"/>
+              <w:ind w:left="0" w:right="0" w:firstLine="0"/>
+              <w:jc w:val="left"/>
+            </w:pPr>
+            <w:r>
+              <w:rPr>
+                <w:rFonts w:ascii="Times New Roman" w:cs="Times New Roman" w:eastAsia="Times New Roman" w:hAnsi="Times New Roman"/>
+                <w:b w:val="false"/>
+                <w:bCs w:val="false"/>
+                <w:i w:val="false"/>
+                <w:iCs w:val="false"/>
+                <w:color w:val="000000"/>
+                <w:sz w:val="20"/>
+                <w:szCs w:val="20"/>
+              </w:rPr>
+              <w:t xml:space="preserve">DEC-024 remains open and no management role has any route to referral content, including the minimum-disclosure summary</w:t>
+            </w:r>
+          </w:p>
+        </w:tc>
+        <w:tc>
+          <w:tcPr>
+            <w:tcW w:type="dxa" w:w="2822"/>
+            <w:tcBorders>
+              <w:top w:val="single" w:color="000000" w:sz="4"/>
+              <w:left w:val="single" w:color="000000" w:sz="4"/>
+              <w:bottom w:val="single" w:color="000000" w:sz="4"/>
+              <w:right w:val="single" w:color="000000" w:sz="4"/>
+            </w:tcBorders>
+            <w:tcMar>
+              <w:top w:type="dxa" w:w="60"/>
+              <w:left w:type="dxa" w:w="90"/>
+              <w:bottom w:type="dxa" w:w="60"/>
+              <w:right w:type="dxa" w:w="90"/>
+            </w:tcMar>
+            <w:vAlign w:val="center"/>
+          </w:tcPr>
+          <w:p>
+            <w:pPr>
+              <w:spacing w:after="0" w:line="240" w:lineRule="auto"/>
+              <w:ind w:left="0" w:right="0" w:firstLine="0"/>
+              <w:jc w:val="left"/>
+            </w:pPr>
+            <w:r>
+              <w:rPr>
+                <w:rFonts w:ascii="Times New Roman" w:cs="Times New Roman" w:eastAsia="Times New Roman" w:hAnsi="Times New Roman"/>
+                <w:b w:val="false"/>
+                <w:bCs w:val="false"/>
+                <w:i w:val="false"/>
+                <w:iCs w:val="false"/>
+                <w:color w:val="000000"/>
+                <w:sz w:val="20"/>
+                <w:szCs w:val="20"/>
+              </w:rPr>
+              <w:t xml:space="preserve">Keep the officer-only posture until the accountable sponsor and Data Protection Officer decide the lawful management route</w:t>
             </w:r>
           </w:p>
         </w:tc>
@@ -8051,7 +9188,7 @@
         <w:ind w:left="0" w:right="0" w:firstLine="0"/>
         <w:jc w:val="left"/>
       </w:pPr>
-      <w:bookmarkStart w:name="h_15" w:id="120"/>
+      <w:bookmarkStart w:name="h_18" w:id="1"/>
       <w:r>
         <w:rPr>
           <w:rFonts w:ascii="Times New Roman" w:cs="Times New Roman" w:eastAsia="Times New Roman" w:hAnsi="Times New Roman"/>
@@ -8063,9 +9200,9 @@
           <w:sz w:val="24"/>
           <w:szCs w:val="24"/>
         </w:rPr>
-        <w:t xml:space="preserve">What Was Found To Be Sound</w:t>
+        <w:t xml:space="preserve">Controls found to be effective</w:t>
       </w:r>
-      <w:bookmarkEnd w:id="120"/>
+      <w:bookmarkEnd w:id="1"/>
     </w:p>
     <w:p>
       <w:pPr>
@@ -8228,6 +9365,78 @@
           <w:sz w:val="24"/>
           <w:szCs w:val="24"/>
         </w:rPr>
+        <w:t xml:space="preserve">Request and panic logs that use route templates rather than concrete paths containing clinical identifiers.</w:t>
+      </w:r>
+    </w:p>
+    <w:p>
+      <w:pPr>
+        <w:pStyle w:val="ListParagraph"/>
+        <w:numPr>
+          <w:ilvl w:val="0"/>
+          <w:numId w:val="3"/>
+        </w:numPr>
+        <w:spacing w:after="100" w:line="276" w:lineRule="auto"/>
+        <w:jc w:val="both"/>
+      </w:pPr>
+      <w:r>
+        <w:rPr>
+          <w:rFonts w:ascii="Times New Roman" w:cs="Times New Roman" w:eastAsia="Times New Roman" w:hAnsi="Times New Roman"/>
+          <w:b w:val="false"/>
+          <w:bCs w:val="false"/>
+          <w:i w:val="false"/>
+          <w:iCs w:val="false"/>
+          <w:color w:val="000000"/>
+          <w:sz w:val="24"/>
+          <w:szCs w:val="24"/>
+        </w:rPr>
+        <w:t xml:space="preserve">Referral creation that derives identity and vital signs through a server-side join proving the visit belongs to the patient.</w:t>
+      </w:r>
+    </w:p>
+    <w:p>
+      <w:pPr>
+        <w:pStyle w:val="ListParagraph"/>
+        <w:numPr>
+          <w:ilvl w:val="0"/>
+          <w:numId w:val="3"/>
+        </w:numPr>
+        <w:spacing w:after="100" w:line="276" w:lineRule="auto"/>
+        <w:jc w:val="both"/>
+      </w:pPr>
+      <w:r>
+        <w:rPr>
+          <w:rFonts w:ascii="Times New Roman" w:cs="Times New Roman" w:eastAsia="Times New Roman" w:hAnsi="Times New Roman"/>
+          <w:b w:val="false"/>
+          <w:bCs w:val="false"/>
+          <w:i w:val="false"/>
+          <w:iCs w:val="false"/>
+          <w:color w:val="000000"/>
+          <w:sz w:val="24"/>
+          <w:szCs w:val="24"/>
+        </w:rPr>
+        <w:t xml:space="preserve">A four-field clinical to metrics schema boundary, with a contract test on each side and no clinical database credential held by metrics.</w:t>
+      </w:r>
+    </w:p>
+    <w:p>
+      <w:pPr>
+        <w:pStyle w:val="ListParagraph"/>
+        <w:numPr>
+          <w:ilvl w:val="0"/>
+          <w:numId w:val="3"/>
+        </w:numPr>
+        <w:spacing w:after="100" w:line="276" w:lineRule="auto"/>
+        <w:jc w:val="both"/>
+      </w:pPr>
+      <w:r>
+        <w:rPr>
+          <w:rFonts w:ascii="Times New Roman" w:cs="Times New Roman" w:eastAsia="Times New Roman" w:hAnsi="Times New Roman"/>
+          <w:b w:val="false"/>
+          <w:bCs w:val="false"/>
+          <w:i w:val="false"/>
+          <w:iCs w:val="false"/>
+          <w:color w:val="000000"/>
+          <w:sz w:val="24"/>
+          <w:szCs w:val="24"/>
+        </w:rPr>
         <w:t xml:space="preserve">Account administration performed by the service through its own account rather than by replaying the user token.</w:t>
       </w:r>
     </w:p>
@@ -8276,7 +9485,7 @@
           <w:sz w:val="24"/>
           <w:szCs w:val="24"/>
         </w:rPr>
-        <w:t xml:space="preserve">No clinical content in any log line, metric label or trace, with route templates used as labels.</w:t>
+        <w:t xml:space="preserve">No clinical narrative in any ordinary log line, metric label or trace.</w:t>
       </w:r>
     </w:p>
     <w:p>
@@ -8290,7 +9499,7 @@
         <w:ind w:left="0" w:right="0" w:firstLine="0"/>
         <w:jc w:val="left"/>
       </w:pPr>
-      <w:bookmarkStart w:name="h_16" w:id="121"/>
+      <w:bookmarkStart w:name="h_19" w:id="1"/>
       <w:r>
         <w:rPr>
           <w:rFonts w:ascii="Times New Roman" w:cs="Times New Roman" w:eastAsia="Times New Roman" w:hAnsi="Times New Roman"/>
@@ -8302,9 +9511,9 @@
           <w:sz w:val="24"/>
           <w:szCs w:val="24"/>
         </w:rPr>
-        <w:t xml:space="preserve">Data Protection</w:t>
+        <w:t xml:space="preserve">Data protection</w:t>
       </w:r>
-      <w:bookmarkEnd w:id="121"/>
+      <w:bookmarkEnd w:id="1"/>
     </w:p>
     <w:p>
       <w:pPr>
@@ -8317,7 +9526,7 @@
         <w:ind w:left="0" w:right="0" w:firstLine="0"/>
         <w:jc w:val="left"/>
       </w:pPr>
-      <w:bookmarkStart w:name="h_17" w:id="122"/>
+      <w:bookmarkStart w:name="h_20" w:id="1"/>
       <w:r>
         <w:rPr>
           <w:rFonts w:ascii="Times New Roman" w:cs="Times New Roman" w:eastAsia="Times New Roman" w:hAnsi="Times New Roman"/>
@@ -8331,7 +9540,7 @@
         </w:rPr>
         <w:t xml:space="preserve">Obligations</w:t>
       </w:r>
-      <w:bookmarkEnd w:id="122"/>
+      <w:bookmarkEnd w:id="1"/>
     </w:p>
     <w:p>
       <w:pPr>
@@ -8360,7 +9569,7 @@
         <w:ind w:left="0" w:right="0" w:firstLine="0"/>
         <w:jc w:val="left"/>
       </w:pPr>
-      <w:bookmarkStart w:name="tbl_4_1" w:id="123"/>
+      <w:bookmarkStart w:name="tbl_4_1" w:id="1"/>
       <w:r>
         <w:rPr>
           <w:rFonts w:ascii="Times New Roman" w:cs="Times New Roman" w:eastAsia="Times New Roman" w:hAnsi="Times New Roman"/>
@@ -8374,7 +9583,7 @@
         </w:rPr>
         <w:t xml:space="preserve">Table 4.1</w:t>
       </w:r>
-      <w:bookmarkEnd w:id="123"/>
+      <w:bookmarkEnd w:id="1"/>
       <w:r>
         <w:rPr>
           <w:rFonts w:ascii="Times New Roman" w:cs="Times New Roman" w:eastAsia="Times New Roman" w:hAnsi="Times New Roman"/>
@@ -8386,7 +9595,7 @@
           <w:sz w:val="18"/>
           <w:szCs w:val="18"/>
         </w:rPr>
-        <w:t xml:space="preserve">: Data Protection Obligations and Position</w:t>
+        <w:t xml:space="preserve">: Data protection obligations and position</w:t>
       </w:r>
     </w:p>
     <w:tbl>
@@ -8949,7 +10158,7 @@
                 <w:sz w:val="20"/>
                 <w:szCs w:val="20"/>
               </w:rPr>
-              <w:t xml:space="preserve">Record of access to a person data</w:t>
+              <w:t xml:space="preserve">Record of access to personal data</w:t>
             </w:r>
           </w:p>
         </w:tc>
@@ -8987,7 +10196,7 @@
                 <w:sz w:val="20"/>
                 <w:szCs w:val="20"/>
               </w:rPr>
-              <w:t xml:space="preserve">Implemented through the clinical access log</w:t>
+              <w:t xml:space="preserve">Partly implemented through the clinical access log</w:t>
             </w:r>
           </w:p>
         </w:tc>
@@ -9025,7 +10234,7 @@
                 <w:sz w:val="20"/>
                 <w:szCs w:val="20"/>
               </w:rPr>
-              <w:t xml:space="preserve">Tamper evidence, see SEC-04</w:t>
+              <w:t xml:space="preserve">Tamper resistance and a distinct export event, see SEC-04 and SEC-05</w:t>
             </w:r>
           </w:p>
         </w:tc>
@@ -9504,7 +10713,7 @@
         <w:ind w:left="0" w:right="0" w:firstLine="0"/>
         <w:jc w:val="left"/>
       </w:pPr>
-      <w:bookmarkStart w:name="h_18" w:id="124"/>
+      <w:bookmarkStart w:name="h_21" w:id="1"/>
       <w:r>
         <w:rPr>
           <w:rFonts w:ascii="Times New Roman" w:cs="Times New Roman" w:eastAsia="Times New Roman" w:hAnsi="Times New Roman"/>
@@ -9516,9 +10725,9 @@
           <w:sz w:val="24"/>
           <w:szCs w:val="24"/>
         </w:rPr>
-        <w:t xml:space="preserve">Synthetic Data in Non Production</w:t>
+        <w:t xml:space="preserve">Synthetic data in non-production</w:t>
       </w:r>
-      <w:bookmarkEnd w:id="124"/>
+      <w:bookmarkEnd w:id="1"/>
     </w:p>
     <w:p>
       <w:pPr>
@@ -9551,7 +10760,7 @@
         <w:ind w:left="0" w:right="0" w:firstLine="0"/>
         <w:jc w:val="left"/>
       </w:pPr>
-      <w:bookmarkStart w:name="h_19" w:id="125"/>
+      <w:bookmarkStart w:name="h_22" w:id="1"/>
       <w:r>
         <w:rPr>
           <w:rFonts w:ascii="Times New Roman" w:cs="Times New Roman" w:eastAsia="Times New Roman" w:hAnsi="Times New Roman"/>
@@ -9563,9 +10772,76 @@
           <w:sz w:val="24"/>
           <w:szCs w:val="24"/>
         </w:rPr>
-        <w:t xml:space="preserve">A Conflict Requiring a Decision</w:t>
+        <w:t xml:space="preserve">Patient history export and data minimisation</w:t>
       </w:r>
-      <w:bookmarkEnd w:id="125"/>
+      <w:bookmarkEnd w:id="1"/>
+    </w:p>
+    <w:p>
+      <w:pPr>
+        <w:spacing w:after="160" w:line="276" w:lineRule="auto"/>
+        <w:ind w:left="0" w:right="0" w:firstLine="0"/>
+        <w:jc w:val="both"/>
+      </w:pPr>
+      <w:r>
+        <w:rPr>
+          <w:rFonts w:ascii="Times New Roman" w:cs="Times New Roman" w:eastAsia="Times New Roman" w:hAnsi="Times New Roman"/>
+          <w:b w:val="false"/>
+          <w:bCs w:val="false"/>
+          <w:i w:val="false"/>
+          <w:iCs w:val="false"/>
+          <w:color w:val="000000"/>
+          <w:sz w:val="24"/>
+          <w:szCs w:val="24"/>
+        </w:rPr>
+        <w:t xml:space="preserve">The Data Protection and Privacy Act, 2019 requires personal data processed for a purpose to be adequate and relevant, and not excessive. Opening the patient record currently creates one detail event. The browser then generates the history summary from the data already returned, so downloading the file creates no further server request and no distinct access event. The access_route constraint does not permit export.</w:t>
+      </w:r>
+    </w:p>
+    <w:p>
+      <w:pPr>
+        <w:spacing w:after="160" w:line="276" w:lineRule="auto"/>
+        <w:ind w:left="0" w:right="0" w:firstLine="0"/>
+        <w:jc w:val="both"/>
+      </w:pPr>
+      <w:r>
+        <w:rPr>
+          <w:rFonts w:ascii="Times New Roman" w:cs="Times New Roman" w:eastAsia="Times New Roman" w:hAnsi="Times New Roman"/>
+          <w:b w:val="false"/>
+          <w:bCs w:val="false"/>
+          <w:i w:val="false"/>
+          <w:iCs w:val="false"/>
+          <w:color w:val="000000"/>
+          <w:sz w:val="24"/>
+          <w:szCs w:val="24"/>
+        </w:rPr>
+        <w:t xml:space="preserve">A portable clinical file can be disclosed beyond the application and is a materially different processing act from viewing the screen. An export event containing the document type and patient reference would be relevant to accountability, while clinical narrative in that event would be excessive and would turn the audit log into another clinical record. The current log is therefore not adequate to distinguish viewing from export, and the narrow event proposed at DEC-037 is the proportionate correction.</w:t>
+      </w:r>
+    </w:p>
+    <w:p>
+      <w:pPr>
+        <w:pStyle w:val="Heading2"/>
+        <w:numPr>
+          <w:ilvl w:val="1"/>
+          <w:numId w:val="2"/>
+        </w:numPr>
+        <w:spacing w:after="150" w:before="270"/>
+        <w:ind w:left="0" w:right="0" w:firstLine="0"/>
+        <w:jc w:val="left"/>
+      </w:pPr>
+      <w:bookmarkStart w:name="h_23" w:id="1"/>
+      <w:r>
+        <w:rPr>
+          <w:rFonts w:ascii="Times New Roman" w:cs="Times New Roman" w:eastAsia="Times New Roman" w:hAnsi="Times New Roman"/>
+          <w:b/>
+          <w:bCs/>
+          <w:i w:val="false"/>
+          <w:iCs w:val="false"/>
+          <w:color w:val="000000"/>
+          <w:sz w:val="24"/>
+          <w:szCs w:val="24"/>
+        </w:rPr>
+        <w:t xml:space="preserve">A conflict requiring a decision</w:t>
+      </w:r>
+      <w:bookmarkEnd w:id="1"/>
     </w:p>
     <w:p>
       <w:pPr>
@@ -9604,7 +10880,7 @@
           <w:sz w:val="24"/>
           <w:szCs w:val="24"/>
         </w:rPr>
-        <w:t xml:space="preserve">The referral authorisation view has therefore not been built. The recommendation is that authorisers see the patient, the destination facility, the reason for referral and any cost implication, and that clinical detail remains between the officer and the receiving facility. If KMC decides that authorisers do see clinical content, that is a decision the Corporation is entitled to take, and it must be taken knowingly and recorded rather than arrived at because a form was digitised as drawn.</w:t>
+        <w:t xml:space="preserve">The clinical service can assemble a minimum-disclosure summary containing the patient, destination, referral reason and cost implication, but its route is officer-only. No management role has any route to that summary or to the referral while DEC-024 remains open. If KMC decides that authorisers see clinical content, the Corporation must record the lawful basis, exact fields, controls and retention before the route is changed, because digitising the form does not itself authorise the disclosure.</w:t>
       </w:r>
     </w:p>
     <w:p>
@@ -9618,7 +10894,7 @@
         <w:ind w:left="0" w:right="0" w:firstLine="0"/>
         <w:jc w:val="left"/>
       </w:pPr>
-      <w:bookmarkStart w:name="h_20" w:id="126"/>
+      <w:bookmarkStart w:name="h_24" w:id="1"/>
       <w:r>
         <w:rPr>
           <w:rFonts w:ascii="Times New Roman" w:cs="Times New Roman" w:eastAsia="Times New Roman" w:hAnsi="Times New Roman"/>
@@ -9632,7 +10908,7 @@
         </w:rPr>
         <w:t xml:space="preserve">Remediation</w:t>
       </w:r>
-      <w:bookmarkEnd w:id="126"/>
+      <w:bookmarkEnd w:id="1"/>
     </w:p>
     <w:p>
       <w:pPr>
@@ -9645,7 +10921,7 @@
         <w:ind w:left="0" w:right="0" w:firstLine="0"/>
         <w:jc w:val="left"/>
       </w:pPr>
-      <w:bookmarkStart w:name="h_21" w:id="127"/>
+      <w:bookmarkStart w:name="h_25" w:id="1"/>
       <w:r>
         <w:rPr>
           <w:rFonts w:ascii="Times New Roman" w:cs="Times New Roman" w:eastAsia="Times New Roman" w:hAnsi="Times New Roman"/>
@@ -9657,9 +10933,9 @@
           <w:sz w:val="24"/>
           <w:szCs w:val="24"/>
         </w:rPr>
-        <w:t xml:space="preserve">Before User Testing</w:t>
+        <w:t xml:space="preserve">Before user testing</w:t>
       </w:r>
-      <w:bookmarkEnd w:id="127"/>
+      <w:bookmarkEnd w:id="1"/>
     </w:p>
     <w:p>
       <w:pPr>
@@ -9688,7 +10964,7 @@
         <w:ind w:left="0" w:right="0" w:firstLine="0"/>
         <w:jc w:val="left"/>
       </w:pPr>
-      <w:bookmarkStart w:name="tbl_5_1" w:id="128"/>
+      <w:bookmarkStart w:name="tbl_5_1" w:id="1"/>
       <w:r>
         <w:rPr>
           <w:rFonts w:ascii="Times New Roman" w:cs="Times New Roman" w:eastAsia="Times New Roman" w:hAnsi="Times New Roman"/>
@@ -9702,7 +10978,7 @@
         </w:rPr>
         <w:t xml:space="preserve">Table 5.1</w:t>
       </w:r>
-      <w:bookmarkEnd w:id="128"/>
+      <w:bookmarkEnd w:id="1"/>
       <w:r>
         <w:rPr>
           <w:rFonts w:ascii="Times New Roman" w:cs="Times New Roman" w:eastAsia="Times New Roman" w:hAnsi="Times New Roman"/>
@@ -9714,7 +10990,7 @@
           <w:sz w:val="18"/>
           <w:szCs w:val="18"/>
         </w:rPr>
-        <w:t xml:space="preserve">: Remediation Required Before User Testing</w:t>
+        <w:t xml:space="preserve">: Remediation required before user testing</w:t>
       </w:r>
     </w:p>
     <w:tbl>
@@ -10277,7 +11553,7 @@
                 <w:sz w:val="20"/>
                 <w:szCs w:val="20"/>
               </w:rPr>
-              <w:t xml:space="preserve">SEC-10</w:t>
+              <w:t xml:space="preserve">SEC-13</w:t>
             </w:r>
           </w:p>
         </w:tc>
@@ -10524,7 +11800,7 @@
         <w:ind w:left="0" w:right="0" w:firstLine="0"/>
         <w:jc w:val="left"/>
       </w:pPr>
-      <w:bookmarkStart w:name="h_22" w:id="129"/>
+      <w:bookmarkStart w:name="h_26" w:id="1"/>
       <w:r>
         <w:rPr>
           <w:rFonts w:ascii="Times New Roman" w:cs="Times New Roman" w:eastAsia="Times New Roman" w:hAnsi="Times New Roman"/>
@@ -10536,9 +11812,9 @@
           <w:sz w:val="24"/>
           <w:szCs w:val="24"/>
         </w:rPr>
-        <w:t xml:space="preserve">Before Real Clinical Records</w:t>
+        <w:t xml:space="preserve">Before real clinical records</w:t>
       </w:r>
-      <w:bookmarkEnd w:id="129"/>
+      <w:bookmarkEnd w:id="1"/>
     </w:p>
     <w:p>
       <w:pPr>
@@ -10547,7 +11823,7 @@
         <w:ind w:left="0" w:right="0" w:firstLine="0"/>
         <w:jc w:val="left"/>
       </w:pPr>
-      <w:bookmarkStart w:name="tbl_5_2" w:id="130"/>
+      <w:bookmarkStart w:name="tbl_5_2" w:id="1"/>
       <w:r>
         <w:rPr>
           <w:rFonts w:ascii="Times New Roman" w:cs="Times New Roman" w:eastAsia="Times New Roman" w:hAnsi="Times New Roman"/>
@@ -10561,7 +11837,7 @@
         </w:rPr>
         <w:t xml:space="preserve">Table 5.2</w:t>
       </w:r>
-      <w:bookmarkEnd w:id="130"/>
+      <w:bookmarkEnd w:id="1"/>
       <w:r>
         <w:rPr>
           <w:rFonts w:ascii="Times New Roman" w:cs="Times New Roman" w:eastAsia="Times New Roman" w:hAnsi="Times New Roman"/>
@@ -10573,7 +11849,7 @@
           <w:sz w:val="18"/>
           <w:szCs w:val="18"/>
         </w:rPr>
-        <w:t xml:space="preserve">: Remediation Required Before Any Real Clinical Record</w:t>
+        <w:t xml:space="preserve">: Remediation required before any real clinical record</w:t>
       </w:r>
     </w:p>
     <w:tbl>
@@ -11020,7 +12296,7 @@
                 <w:sz w:val="20"/>
                 <w:szCs w:val="20"/>
               </w:rPr>
-              <w:t xml:space="preserve">Add tamper evidence to the clinical access log and ship it beyond the application</w:t>
+              <w:t xml:space="preserve">Create the audit boundary, enforce insert-only database grants and place the access log beyond clinical service alteration</w:t>
             </w:r>
           </w:p>
         </w:tc>
@@ -11058,7 +12334,7 @@
                 <w:sz w:val="20"/>
                 <w:szCs w:val="20"/>
               </w:rPr>
-              <w:t xml:space="preserve">KMC ICT</w:t>
+              <w:t xml:space="preserve">KMC ICT and development</w:t>
             </w:r>
           </w:p>
         </w:tc>
@@ -11136,7 +12412,7 @@
                 <w:sz w:val="20"/>
                 <w:szCs w:val="20"/>
               </w:rPr>
-              <w:t xml:space="preserve">SEC-08</w:t>
+              <w:t xml:space="preserve">SEC-05</w:t>
             </w:r>
           </w:p>
         </w:tc>
@@ -11174,7 +12450,7 @@
                 <w:sz w:val="20"/>
                 <w:szCs w:val="20"/>
               </w:rPr>
-              <w:t xml:space="preserve">Build appended amendment of a signed clinical record</w:t>
+              <w:t xml:space="preserve">Write a distinct export event before generating a patient history summary and refuse generation if the write fails</w:t>
             </w:r>
           </w:p>
         </w:tc>
@@ -11212,7 +12488,7 @@
                 <w:sz w:val="20"/>
                 <w:szCs w:val="20"/>
               </w:rPr>
-              <w:t xml:space="preserve">Development</w:t>
+              <w:t xml:space="preserve">Development and data protection owner</w:t>
             </w:r>
           </w:p>
         </w:tc>
@@ -11290,7 +12566,7 @@
                 <w:sz w:val="20"/>
                 <w:szCs w:val="20"/>
               </w:rPr>
-              <w:t xml:space="preserve">SEC-11</w:t>
+              <w:t xml:space="preserve">SEC-06</w:t>
             </w:r>
           </w:p>
         </w:tc>
@@ -11328,7 +12604,7 @@
                 <w:sz w:val="20"/>
                 <w:szCs w:val="20"/>
               </w:rPr>
-              <w:t xml:space="preserve">Configure nightly encrypted backup with a separate clinical key, and test a restore</w:t>
+              <w:t xml:space="preserve">Replace the shared metrics ingest secret with a scoped Keycloak service account</w:t>
             </w:r>
           </w:p>
         </w:tc>
@@ -11444,7 +12720,7 @@
                 <w:sz w:val="20"/>
                 <w:szCs w:val="20"/>
               </w:rPr>
-              <w:t xml:space="preserve">None</w:t>
+              <w:t xml:space="preserve">SEC-10</w:t>
             </w:r>
           </w:p>
         </w:tc>
@@ -11482,7 +12758,7 @@
                 <w:sz w:val="20"/>
                 <w:szCs w:val="20"/>
               </w:rPr>
-              <w:t xml:space="preserve">Establish lawful basis, privacy notice and retention policy</w:t>
+              <w:t xml:space="preserve">Build appended amendment of a signed clinical record</w:t>
             </w:r>
           </w:p>
         </w:tc>
@@ -11520,7 +12796,7 @@
                 <w:sz w:val="20"/>
                 <w:szCs w:val="20"/>
               </w:rPr>
-              <w:t xml:space="preserve">Data protection owner</w:t>
+              <w:t xml:space="preserve">Development</w:t>
             </w:r>
           </w:p>
         </w:tc>
@@ -11598,7 +12874,7 @@
                 <w:sz w:val="20"/>
                 <w:szCs w:val="20"/>
               </w:rPr>
-              <w:t xml:space="preserve">None</w:t>
+              <w:t xml:space="preserve">SEC-12</w:t>
             </w:r>
           </w:p>
         </w:tc>
@@ -11636,7 +12912,7 @@
                 <w:sz w:val="20"/>
                 <w:szCs w:val="20"/>
               </w:rPr>
-              <w:t xml:space="preserve">Settle the referral authorisation conflict described in Section 4.3</w:t>
+              <w:t xml:space="preserve">Complete clinical PostgreSQL TLS configuration or approve a different connection policy in writing</w:t>
             </w:r>
           </w:p>
         </w:tc>
@@ -11674,7 +12950,7 @@
                 <w:sz w:val="20"/>
                 <w:szCs w:val="20"/>
               </w:rPr>
-              <w:t xml:space="preserve">Division and data protection owner</w:t>
+              <w:t xml:space="preserve">KMC ICT</w:t>
             </w:r>
           </w:p>
         </w:tc>
@@ -11715,6 +12991,468 @@
                 <w:szCs w:val="20"/>
               </w:rPr>
               <w:t xml:space="preserve">7</w:t>
+            </w:r>
+          </w:p>
+        </w:tc>
+        <w:tc>
+          <w:tcPr>
+            <w:tcW w:type="dxa" w:w="1330"/>
+            <w:tcBorders>
+              <w:top w:val="single" w:color="000000" w:sz="4"/>
+              <w:left w:val="single" w:color="000000" w:sz="4"/>
+              <w:bottom w:val="single" w:color="000000" w:sz="4"/>
+              <w:right w:val="single" w:color="000000" w:sz="4"/>
+            </w:tcBorders>
+            <w:tcMar>
+              <w:top w:type="dxa" w:w="60"/>
+              <w:left w:type="dxa" w:w="90"/>
+              <w:bottom w:type="dxa" w:w="60"/>
+              <w:right w:type="dxa" w:w="90"/>
+            </w:tcMar>
+            <w:vAlign w:val="center"/>
+          </w:tcPr>
+          <w:p>
+            <w:pPr>
+              <w:spacing w:after="0" w:line="240" w:lineRule="auto"/>
+              <w:ind w:left="0" w:right="0" w:firstLine="0"/>
+              <w:jc w:val="left"/>
+            </w:pPr>
+            <w:r>
+              <w:rPr>
+                <w:rFonts w:ascii="Times New Roman" w:cs="Times New Roman" w:eastAsia="Times New Roman" w:hAnsi="Times New Roman"/>
+                <w:b w:val="false"/>
+                <w:bCs w:val="false"/>
+                <w:i w:val="false"/>
+                <w:iCs w:val="false"/>
+                <w:color w:val="000000"/>
+                <w:sz w:val="20"/>
+                <w:szCs w:val="20"/>
+              </w:rPr>
+              <w:t xml:space="preserve">SEC-14</w:t>
+            </w:r>
+          </w:p>
+        </w:tc>
+        <w:tc>
+          <w:tcPr>
+            <w:tcW w:type="dxa" w:w="5133"/>
+            <w:tcBorders>
+              <w:top w:val="single" w:color="000000" w:sz="4"/>
+              <w:left w:val="single" w:color="000000" w:sz="4"/>
+              <w:bottom w:val="single" w:color="000000" w:sz="4"/>
+              <w:right w:val="single" w:color="000000" w:sz="4"/>
+            </w:tcBorders>
+            <w:tcMar>
+              <w:top w:type="dxa" w:w="60"/>
+              <w:left w:type="dxa" w:w="90"/>
+              <w:bottom w:type="dxa" w:w="60"/>
+              <w:right w:type="dxa" w:w="90"/>
+            </w:tcMar>
+            <w:vAlign w:val="center"/>
+          </w:tcPr>
+          <w:p>
+            <w:pPr>
+              <w:spacing w:after="0" w:line="240" w:lineRule="auto"/>
+              <w:ind w:left="0" w:right="0" w:firstLine="0"/>
+              <w:jc w:val="left"/>
+            </w:pPr>
+            <w:r>
+              <w:rPr>
+                <w:rFonts w:ascii="Times New Roman" w:cs="Times New Roman" w:eastAsia="Times New Roman" w:hAnsi="Times New Roman"/>
+                <w:b w:val="false"/>
+                <w:bCs w:val="false"/>
+                <w:i w:val="false"/>
+                <w:iCs w:val="false"/>
+                <w:color w:val="000000"/>
+                <w:sz w:val="20"/>
+                <w:szCs w:val="20"/>
+              </w:rPr>
+              <w:t xml:space="preserve">Configure nightly encrypted backup with a separate clinical key, and test a restore</w:t>
+            </w:r>
+          </w:p>
+        </w:tc>
+        <w:tc>
+          <w:tcPr>
+            <w:tcW w:type="dxa" w:w="2661"/>
+            <w:tcBorders>
+              <w:top w:val="single" w:color="000000" w:sz="4"/>
+              <w:left w:val="single" w:color="000000" w:sz="4"/>
+              <w:bottom w:val="single" w:color="000000" w:sz="4"/>
+              <w:right w:val="single" w:color="000000" w:sz="4"/>
+            </w:tcBorders>
+            <w:tcMar>
+              <w:top w:type="dxa" w:w="60"/>
+              <w:left w:type="dxa" w:w="90"/>
+              <w:bottom w:type="dxa" w:w="60"/>
+              <w:right w:type="dxa" w:w="90"/>
+            </w:tcMar>
+            <w:vAlign w:val="center"/>
+          </w:tcPr>
+          <w:p>
+            <w:pPr>
+              <w:spacing w:after="0" w:line="240" w:lineRule="auto"/>
+              <w:ind w:left="0" w:right="0" w:firstLine="0"/>
+              <w:jc w:val="left"/>
+            </w:pPr>
+            <w:r>
+              <w:rPr>
+                <w:rFonts w:ascii="Times New Roman" w:cs="Times New Roman" w:eastAsia="Times New Roman" w:hAnsi="Times New Roman"/>
+                <w:b w:val="false"/>
+                <w:bCs w:val="false"/>
+                <w:i w:val="false"/>
+                <w:iCs w:val="false"/>
+                <w:color w:val="000000"/>
+                <w:sz w:val="20"/>
+                <w:szCs w:val="20"/>
+              </w:rPr>
+              <w:t xml:space="preserve">KMC ICT</w:t>
+            </w:r>
+          </w:p>
+        </w:tc>
+      </w:tr>
+      <w:tr>
+        <w:tc>
+          <w:tcPr>
+            <w:tcW w:type="dxa" w:w="620"/>
+            <w:tcBorders>
+              <w:top w:val="single" w:color="000000" w:sz="4"/>
+              <w:left w:val="single" w:color="000000" w:sz="4"/>
+              <w:bottom w:val="single" w:color="000000" w:sz="4"/>
+              <w:right w:val="single" w:color="000000" w:sz="4"/>
+            </w:tcBorders>
+            <w:tcMar>
+              <w:top w:type="dxa" w:w="60"/>
+              <w:left w:type="dxa" w:w="90"/>
+              <w:bottom w:type="dxa" w:w="60"/>
+              <w:right w:type="dxa" w:w="90"/>
+            </w:tcMar>
+            <w:vAlign w:val="center"/>
+          </w:tcPr>
+          <w:p>
+            <w:pPr>
+              <w:spacing w:after="0" w:line="240" w:lineRule="auto"/>
+              <w:ind w:left="0" w:right="0" w:firstLine="0"/>
+              <w:jc w:val="left"/>
+            </w:pPr>
+            <w:r>
+              <w:rPr>
+                <w:rFonts w:ascii="Times New Roman" w:cs="Times New Roman" w:eastAsia="Times New Roman" w:hAnsi="Times New Roman"/>
+                <w:b w:val="false"/>
+                <w:bCs w:val="false"/>
+                <w:i w:val="false"/>
+                <w:iCs w:val="false"/>
+                <w:color w:val="000000"/>
+                <w:sz w:val="20"/>
+                <w:szCs w:val="20"/>
+              </w:rPr>
+              <w:t xml:space="preserve">8</w:t>
+            </w:r>
+          </w:p>
+        </w:tc>
+        <w:tc>
+          <w:tcPr>
+            <w:tcW w:type="dxa" w:w="1330"/>
+            <w:tcBorders>
+              <w:top w:val="single" w:color="000000" w:sz="4"/>
+              <w:left w:val="single" w:color="000000" w:sz="4"/>
+              <w:bottom w:val="single" w:color="000000" w:sz="4"/>
+              <w:right w:val="single" w:color="000000" w:sz="4"/>
+            </w:tcBorders>
+            <w:tcMar>
+              <w:top w:type="dxa" w:w="60"/>
+              <w:left w:type="dxa" w:w="90"/>
+              <w:bottom w:type="dxa" w:w="60"/>
+              <w:right w:type="dxa" w:w="90"/>
+            </w:tcMar>
+            <w:vAlign w:val="center"/>
+          </w:tcPr>
+          <w:p>
+            <w:pPr>
+              <w:spacing w:after="0" w:line="240" w:lineRule="auto"/>
+              <w:ind w:left="0" w:right="0" w:firstLine="0"/>
+              <w:jc w:val="left"/>
+            </w:pPr>
+            <w:r>
+              <w:rPr>
+                <w:rFonts w:ascii="Times New Roman" w:cs="Times New Roman" w:eastAsia="Times New Roman" w:hAnsi="Times New Roman"/>
+                <w:b w:val="false"/>
+                <w:bCs w:val="false"/>
+                <w:i w:val="false"/>
+                <w:iCs w:val="false"/>
+                <w:color w:val="000000"/>
+                <w:sz w:val="20"/>
+                <w:szCs w:val="20"/>
+              </w:rPr>
+              <w:t xml:space="preserve">None</w:t>
+            </w:r>
+          </w:p>
+        </w:tc>
+        <w:tc>
+          <w:tcPr>
+            <w:tcW w:type="dxa" w:w="5133"/>
+            <w:tcBorders>
+              <w:top w:val="single" w:color="000000" w:sz="4"/>
+              <w:left w:val="single" w:color="000000" w:sz="4"/>
+              <w:bottom w:val="single" w:color="000000" w:sz="4"/>
+              <w:right w:val="single" w:color="000000" w:sz="4"/>
+            </w:tcBorders>
+            <w:tcMar>
+              <w:top w:type="dxa" w:w="60"/>
+              <w:left w:type="dxa" w:w="90"/>
+              <w:bottom w:type="dxa" w:w="60"/>
+              <w:right w:type="dxa" w:w="90"/>
+            </w:tcMar>
+            <w:vAlign w:val="center"/>
+          </w:tcPr>
+          <w:p>
+            <w:pPr>
+              <w:spacing w:after="0" w:line="240" w:lineRule="auto"/>
+              <w:ind w:left="0" w:right="0" w:firstLine="0"/>
+              <w:jc w:val="left"/>
+            </w:pPr>
+            <w:r>
+              <w:rPr>
+                <w:rFonts w:ascii="Times New Roman" w:cs="Times New Roman" w:eastAsia="Times New Roman" w:hAnsi="Times New Roman"/>
+                <w:b w:val="false"/>
+                <w:bCs w:val="false"/>
+                <w:i w:val="false"/>
+                <w:iCs w:val="false"/>
+                <w:color w:val="000000"/>
+                <w:sz w:val="20"/>
+                <w:szCs w:val="20"/>
+              </w:rPr>
+              <w:t xml:space="preserve">Establish lawful basis, privacy notice and retention policy</w:t>
+            </w:r>
+          </w:p>
+        </w:tc>
+        <w:tc>
+          <w:tcPr>
+            <w:tcW w:type="dxa" w:w="2661"/>
+            <w:tcBorders>
+              <w:top w:val="single" w:color="000000" w:sz="4"/>
+              <w:left w:val="single" w:color="000000" w:sz="4"/>
+              <w:bottom w:val="single" w:color="000000" w:sz="4"/>
+              <w:right w:val="single" w:color="000000" w:sz="4"/>
+            </w:tcBorders>
+            <w:tcMar>
+              <w:top w:type="dxa" w:w="60"/>
+              <w:left w:type="dxa" w:w="90"/>
+              <w:bottom w:type="dxa" w:w="60"/>
+              <w:right w:type="dxa" w:w="90"/>
+            </w:tcMar>
+            <w:vAlign w:val="center"/>
+          </w:tcPr>
+          <w:p>
+            <w:pPr>
+              <w:spacing w:after="0" w:line="240" w:lineRule="auto"/>
+              <w:ind w:left="0" w:right="0" w:firstLine="0"/>
+              <w:jc w:val="left"/>
+            </w:pPr>
+            <w:r>
+              <w:rPr>
+                <w:rFonts w:ascii="Times New Roman" w:cs="Times New Roman" w:eastAsia="Times New Roman" w:hAnsi="Times New Roman"/>
+                <w:b w:val="false"/>
+                <w:bCs w:val="false"/>
+                <w:i w:val="false"/>
+                <w:iCs w:val="false"/>
+                <w:color w:val="000000"/>
+                <w:sz w:val="20"/>
+                <w:szCs w:val="20"/>
+              </w:rPr>
+              <w:t xml:space="preserve">Data protection owner</w:t>
+            </w:r>
+          </w:p>
+        </w:tc>
+      </w:tr>
+      <w:tr>
+        <w:tc>
+          <w:tcPr>
+            <w:tcW w:type="dxa" w:w="620"/>
+            <w:tcBorders>
+              <w:top w:val="single" w:color="000000" w:sz="4"/>
+              <w:left w:val="single" w:color="000000" w:sz="4"/>
+              <w:bottom w:val="single" w:color="000000" w:sz="4"/>
+              <w:right w:val="single" w:color="000000" w:sz="4"/>
+            </w:tcBorders>
+            <w:tcMar>
+              <w:top w:type="dxa" w:w="60"/>
+              <w:left w:type="dxa" w:w="90"/>
+              <w:bottom w:type="dxa" w:w="60"/>
+              <w:right w:type="dxa" w:w="90"/>
+            </w:tcMar>
+            <w:vAlign w:val="center"/>
+          </w:tcPr>
+          <w:p>
+            <w:pPr>
+              <w:spacing w:after="0" w:line="240" w:lineRule="auto"/>
+              <w:ind w:left="0" w:right="0" w:firstLine="0"/>
+              <w:jc w:val="left"/>
+            </w:pPr>
+            <w:r>
+              <w:rPr>
+                <w:rFonts w:ascii="Times New Roman" w:cs="Times New Roman" w:eastAsia="Times New Roman" w:hAnsi="Times New Roman"/>
+                <w:b w:val="false"/>
+                <w:bCs w:val="false"/>
+                <w:i w:val="false"/>
+                <w:iCs w:val="false"/>
+                <w:color w:val="000000"/>
+                <w:sz w:val="20"/>
+                <w:szCs w:val="20"/>
+              </w:rPr>
+              <w:t xml:space="preserve">9</w:t>
+            </w:r>
+          </w:p>
+        </w:tc>
+        <w:tc>
+          <w:tcPr>
+            <w:tcW w:type="dxa" w:w="1330"/>
+            <w:tcBorders>
+              <w:top w:val="single" w:color="000000" w:sz="4"/>
+              <w:left w:val="single" w:color="000000" w:sz="4"/>
+              <w:bottom w:val="single" w:color="000000" w:sz="4"/>
+              <w:right w:val="single" w:color="000000" w:sz="4"/>
+            </w:tcBorders>
+            <w:tcMar>
+              <w:top w:type="dxa" w:w="60"/>
+              <w:left w:type="dxa" w:w="90"/>
+              <w:bottom w:type="dxa" w:w="60"/>
+              <w:right w:type="dxa" w:w="90"/>
+            </w:tcMar>
+            <w:vAlign w:val="center"/>
+          </w:tcPr>
+          <w:p>
+            <w:pPr>
+              <w:spacing w:after="0" w:line="240" w:lineRule="auto"/>
+              <w:ind w:left="0" w:right="0" w:firstLine="0"/>
+              <w:jc w:val="left"/>
+            </w:pPr>
+            <w:r>
+              <w:rPr>
+                <w:rFonts w:ascii="Times New Roman" w:cs="Times New Roman" w:eastAsia="Times New Roman" w:hAnsi="Times New Roman"/>
+                <w:b w:val="false"/>
+                <w:bCs w:val="false"/>
+                <w:i w:val="false"/>
+                <w:iCs w:val="false"/>
+                <w:color w:val="000000"/>
+                <w:sz w:val="20"/>
+                <w:szCs w:val="20"/>
+              </w:rPr>
+              <w:t xml:space="preserve">None</w:t>
+            </w:r>
+          </w:p>
+        </w:tc>
+        <w:tc>
+          <w:tcPr>
+            <w:tcW w:type="dxa" w:w="5133"/>
+            <w:tcBorders>
+              <w:top w:val="single" w:color="000000" w:sz="4"/>
+              <w:left w:val="single" w:color="000000" w:sz="4"/>
+              <w:bottom w:val="single" w:color="000000" w:sz="4"/>
+              <w:right w:val="single" w:color="000000" w:sz="4"/>
+            </w:tcBorders>
+            <w:tcMar>
+              <w:top w:type="dxa" w:w="60"/>
+              <w:left w:type="dxa" w:w="90"/>
+              <w:bottom w:type="dxa" w:w="60"/>
+              <w:right w:type="dxa" w:w="90"/>
+            </w:tcMar>
+            <w:vAlign w:val="center"/>
+          </w:tcPr>
+          <w:p>
+            <w:pPr>
+              <w:spacing w:after="0" w:line="240" w:lineRule="auto"/>
+              <w:ind w:left="0" w:right="0" w:firstLine="0"/>
+              <w:jc w:val="left"/>
+            </w:pPr>
+            <w:r>
+              <w:rPr>
+                <w:rFonts w:ascii="Times New Roman" w:cs="Times New Roman" w:eastAsia="Times New Roman" w:hAnsi="Times New Roman"/>
+                <w:b w:val="false"/>
+                <w:bCs w:val="false"/>
+                <w:i w:val="false"/>
+                <w:iCs w:val="false"/>
+                <w:color w:val="000000"/>
+                <w:sz w:val="20"/>
+                <w:szCs w:val="20"/>
+              </w:rPr>
+              <w:t xml:space="preserve">Settle the referral authorisation conflict described in Section 4.3</w:t>
+            </w:r>
+          </w:p>
+        </w:tc>
+        <w:tc>
+          <w:tcPr>
+            <w:tcW w:type="dxa" w:w="2661"/>
+            <w:tcBorders>
+              <w:top w:val="single" w:color="000000" w:sz="4"/>
+              <w:left w:val="single" w:color="000000" w:sz="4"/>
+              <w:bottom w:val="single" w:color="000000" w:sz="4"/>
+              <w:right w:val="single" w:color="000000" w:sz="4"/>
+            </w:tcBorders>
+            <w:tcMar>
+              <w:top w:type="dxa" w:w="60"/>
+              <w:left w:type="dxa" w:w="90"/>
+              <w:bottom w:type="dxa" w:w="60"/>
+              <w:right w:type="dxa" w:w="90"/>
+            </w:tcMar>
+            <w:vAlign w:val="center"/>
+          </w:tcPr>
+          <w:p>
+            <w:pPr>
+              <w:spacing w:after="0" w:line="240" w:lineRule="auto"/>
+              <w:ind w:left="0" w:right="0" w:firstLine="0"/>
+              <w:jc w:val="left"/>
+            </w:pPr>
+            <w:r>
+              <w:rPr>
+                <w:rFonts w:ascii="Times New Roman" w:cs="Times New Roman" w:eastAsia="Times New Roman" w:hAnsi="Times New Roman"/>
+                <w:b w:val="false"/>
+                <w:bCs w:val="false"/>
+                <w:i w:val="false"/>
+                <w:iCs w:val="false"/>
+                <w:color w:val="000000"/>
+                <w:sz w:val="20"/>
+                <w:szCs w:val="20"/>
+              </w:rPr>
+              <w:t xml:space="preserve">Division and data protection owner</w:t>
+            </w:r>
+          </w:p>
+        </w:tc>
+      </w:tr>
+      <w:tr>
+        <w:tc>
+          <w:tcPr>
+            <w:tcW w:type="dxa" w:w="620"/>
+            <w:tcBorders>
+              <w:top w:val="single" w:color="000000" w:sz="4"/>
+              <w:left w:val="single" w:color="000000" w:sz="4"/>
+              <w:bottom w:val="single" w:color="000000" w:sz="4"/>
+              <w:right w:val="single" w:color="000000" w:sz="4"/>
+            </w:tcBorders>
+            <w:tcMar>
+              <w:top w:type="dxa" w:w="60"/>
+              <w:left w:type="dxa" w:w="90"/>
+              <w:bottom w:type="dxa" w:w="60"/>
+              <w:right w:type="dxa" w:w="90"/>
+            </w:tcMar>
+            <w:vAlign w:val="center"/>
+          </w:tcPr>
+          <w:p>
+            <w:pPr>
+              <w:spacing w:after="0" w:line="240" w:lineRule="auto"/>
+              <w:ind w:left="0" w:right="0" w:firstLine="0"/>
+              <w:jc w:val="left"/>
+            </w:pPr>
+            <w:r>
+              <w:rPr>
+                <w:rFonts w:ascii="Times New Roman" w:cs="Times New Roman" w:eastAsia="Times New Roman" w:hAnsi="Times New Roman"/>
+                <w:b w:val="false"/>
+                <w:bCs w:val="false"/>
+                <w:i w:val="false"/>
+                <w:iCs w:val="false"/>
+                <w:color w:val="000000"/>
+                <w:sz w:val="20"/>
+                <w:szCs w:val="20"/>
+              </w:rPr>
+              <w:t xml:space="preserve">10</w:t>
             </w:r>
           </w:p>
         </w:tc>
@@ -11845,7 +13583,7 @@
         <w:ind w:left="0" w:right="0" w:firstLine="0"/>
         <w:jc w:val="left"/>
       </w:pPr>
-      <w:bookmarkStart w:name="h_23" w:id="131"/>
+      <w:bookmarkStart w:name="h_27" w:id="1"/>
       <w:r>
         <w:rPr>
           <w:rFonts w:ascii="Times New Roman" w:cs="Times New Roman" w:eastAsia="Times New Roman" w:hAnsi="Times New Roman"/>
@@ -11857,9 +13595,9 @@
           <w:sz w:val="24"/>
           <w:szCs w:val="24"/>
         </w:rPr>
-        <w:t xml:space="preserve">Compensating Controls During Testing</w:t>
+        <w:t xml:space="preserve">Compensating controls during testing</w:t>
       </w:r>
-      <w:bookmarkEnd w:id="131"/>
+      <w:bookmarkEnd w:id="1"/>
     </w:p>
     <w:p>
       <w:pPr>
@@ -11988,7 +13726,7 @@
         <w:ind w:left="0" w:right="0" w:firstLine="0"/>
         <w:jc w:val="left"/>
       </w:pPr>
-      <w:bookmarkStart w:name="h_24" w:id="132"/>
+      <w:bookmarkStart w:name="h_28" w:id="1"/>
       <w:r>
         <w:rPr>
           <w:rFonts w:ascii="Times New Roman" w:cs="Times New Roman" w:eastAsia="Times New Roman" w:hAnsi="Times New Roman"/>
@@ -12002,7 +13740,7 @@
         </w:rPr>
         <w:t xml:space="preserve">Conclusion</w:t>
       </w:r>
-      <w:bookmarkEnd w:id="132"/>
+      <w:bookmarkEnd w:id="1"/>
     </w:p>
     <w:p>
       <w:pPr>
@@ -12021,7 +13759,7 @@
           <w:sz w:val="24"/>
           <w:szCs w:val="24"/>
         </w:rPr>
-        <w:t xml:space="preserve">The system demonstrates a well constructed confidentiality design. Delegated authentication, tokens held away from the browser, authorisation checked twice and proved by test, a separately credentialed clinical database and access logging that refuses to serve an unlogged record are the parts of a security design that are difficult to retrofit, and they are present and working.</w:t>
+        <w:t xml:space="preserve">The confidentiality boundary is present in identity, routes, services and deployment. Delegated authentication, tokens held away from the browser, route-wide access tests, server-side referral identity derivation, route-template logging, a separately credentialed clinical database and the narrow metrics contract are implemented controls. They reduce the likelihood that a general service defect becomes a clinical disclosure.</w:t>
       </w:r>
     </w:p>
     <w:p>
@@ -12041,7 +13779,7 @@
           <w:sz w:val="24"/>
           <w:szCs w:val="24"/>
         </w:rPr>
-        <w:t xml:space="preserve">The weaknesses are concentrated where a deployment platform ordinarily supplies the control rather than the application. Transport encryption, secret management, backups, rate limiting and log aggregation are platform responsibilities that have not been built because the platform has not been chosen. The two application weaknesses that matter most are the absence of a second authentication factor and the absence of an amendment path for a signed record.</w:t>
+        <w:t xml:space="preserve">The review does not conclude that the audit position is complete. The clinical service can alter its own access-log table, a patient history export is indistinguishable from viewing, and no separate audit deployable exists. Clinical to metrics authentication also remains a shared secret, DEC-024 leaves management referral authorisation without a route, and the k3s clinical database cannot satisfy its required TLS connection as configured. These are application and deployment weaknesses, not matters that can be represented as future hardening.</w:t>
       </w:r>
     </w:p>
     <w:p>
@@ -12061,7 +13799,7 @@
           <w:sz w:val="24"/>
           <w:szCs w:val="24"/>
         </w:rPr>
-        <w:t xml:space="preserve">The review concludes that the system may proceed to user testing with synthetic data, subject to the remediation in Section 5.1 being completed and evidenced. It further concludes that no real clinical record may be entered until the remediation in Section 5.2 is complete and the outstanding data protection decisions are settled.</w:t>
+        <w:t xml:space="preserve">The system may proceed to user testing with synthetic data only after the controls in Section 5.1 are completed and evidenced. No real clinical record may be entered until Section 5.2 is complete, DEC-024 and DEC-037 are resolved for the intended workflows, and the named data protection and service owners accept the remaining position.</w:t>
       </w:r>
     </w:p>
     <w:p>
@@ -12086,7 +13824,7 @@
         <w:ind w:left="0" w:right="0" w:firstLine="0"/>
         <w:jc w:val="left"/>
       </w:pPr>
-      <w:bookmarkStart w:name="tbl_6_1" w:id="133"/>
+      <w:bookmarkStart w:name="tbl_6_1" w:id="1"/>
       <w:r>
         <w:rPr>
           <w:rFonts w:ascii="Times New Roman" w:cs="Times New Roman" w:eastAsia="Times New Roman" w:hAnsi="Times New Roman"/>
@@ -12100,7 +13838,7 @@
         </w:rPr>
         <w:t xml:space="preserve">Table 6.1</w:t>
       </w:r>
-      <w:bookmarkEnd w:id="133"/>
+      <w:bookmarkEnd w:id="1"/>
       <w:r>
         <w:rPr>
           <w:rFonts w:ascii="Times New Roman" w:cs="Times New Roman" w:eastAsia="Times New Roman" w:hAnsi="Times New Roman"/>
@@ -12112,7 +13850,7 @@
           <w:sz w:val="18"/>
           <w:szCs w:val="18"/>
         </w:rPr>
-        <w:t xml:space="preserve">: Information Security Review Sign Off</w:t>
+        <w:t xml:space="preserve">: Information security review sign-off</w:t>
       </w:r>
     </w:p>
     <w:tbl>
